--- a/worksheets/W12.docx
+++ b/worksheets/W12.docx
@@ -6,6 +6,7 @@
       <w:pPr>
         <w:keepNext/>
         <w:keepLines w:val="0"/>
+        <w:pageBreakBefore w:val="0"/>
         <w:spacing w:before="0" w:after="60" w:line="293" w:lineRule="auto"/>
       </w:pPr>
       <w:r>
@@ -674,16 +675,9 @@
     </w:tbl>
     <w:p>
       <w:pPr>
-        <w:spacing w:after="0"/>
-      </w:pPr>
-      <w:r>
-        <w:br w:type="page"/>
-      </w:r>
-    </w:p>
-    <w:p>
-      <w:pPr>
         <w:keepNext/>
         <w:keepLines w:val="0"/>
+        <w:pageBreakBefore/>
         <w:spacing w:before="0" w:after="60" w:line="293" w:lineRule="auto"/>
       </w:pPr>
       <w:r>
@@ -1527,16 +1521,9 @@
     </w:tbl>
     <w:p>
       <w:pPr>
-        <w:spacing w:after="0"/>
-      </w:pPr>
-      <w:r>
-        <w:br w:type="page"/>
-      </w:r>
-    </w:p>
-    <w:p>
-      <w:pPr>
         <w:keepNext/>
         <w:keepLines w:val="0"/>
+        <w:pageBreakBefore/>
         <w:spacing w:before="0" w:after="60" w:line="293" w:lineRule="auto"/>
       </w:pPr>
       <w:r>
@@ -2404,6 +2391,58 @@
       <w:pPr>
         <w:keepNext/>
         <w:keepLines w:val="0"/>
+        <w:pageBreakBefore/>
+        <w:spacing w:before="0" w:after="60" w:line="293" w:lineRule="auto"/>
+      </w:pPr>
+      <w:r>
+        <w:rPr>
+          <w:rFonts w:ascii="JetBrains Mono" w:hAnsi="JetBrains Mono" w:eastAsia="Arial Unicode MS"/>
+          <w:b/>
+          <w:i w:val="0"/>
+          <w:color w:val="1D4ED8"/>
+          <w:sz w:val="22"/>
+        </w:rPr>
+        <w:t>W12 / 04</w:t>
+      </w:r>
+    </w:p>
+    <w:p>
+      <w:pPr>
+        <w:keepNext/>
+        <w:keepLines w:val="0"/>
+        <w:spacing w:before="0" w:after="80" w:line="252" w:lineRule="auto"/>
+      </w:pPr>
+      <w:r>
+        <w:rPr>
+          <w:rFonts w:ascii="Arial Unicode MS" w:hAnsi="Arial Unicode MS" w:eastAsia="Arial Unicode MS"/>
+          <w:b/>
+          <w:i w:val="0"/>
+          <w:color w:val="1A2340"/>
+          <w:sz w:val="44"/>
+        </w:rPr>
+        <w:t>自留札記｜這一頁不交</w:t>
+      </w:r>
+    </w:p>
+    <w:p>
+      <w:pPr>
+        <w:keepNext w:val="0"/>
+        <w:keepLines w:val="0"/>
+        <w:spacing w:before="0" w:after="140" w:line="293" w:lineRule="auto"/>
+      </w:pPr>
+      <w:r>
+        <w:rPr>
+          <w:rFonts w:ascii="Arial Unicode MS" w:hAnsi="Arial Unicode MS" w:eastAsia="Arial Unicode MS"/>
+          <w:b w:val="0"/>
+          <w:i w:val="0"/>
+          <w:color w:val="5B6573"/>
+          <w:sz w:val="22"/>
+        </w:rPr>
+        <w:t>老師不讀、不計分；可不寫、遮住或撕下。小組提交單另交；W11–W12 核心頁在 W13 關閉 Gate 3 時查核。</w:t>
+      </w:r>
+    </w:p>
+    <w:p>
+      <w:pPr>
+        <w:keepNext/>
+        <w:keepLines w:val="0"/>
         <w:spacing w:before="100" w:after="40" w:line="293" w:lineRule="auto"/>
       </w:pPr>
       <w:r>
@@ -2414,7 +2453,7 @@
           <w:color w:val="1D4ED8"/>
           <w:sz w:val="30"/>
         </w:rPr>
-        <w:t>07</w:t>
+        <w:t>01</w:t>
       </w:r>
       <w:r>
         <w:rPr>
@@ -2474,137 +2513,6 @@
         <w:t>這週的招，我在＿＿科的＿＿（單元／題型）用得上，因為＿＿。寫到具體單元／題型才算；想不到就寫「這週的招是＿＿」。</w:t>
       </w:r>
     </w:p>
-    <w:tbl>
-      <w:tblPr>
-        <w:tblW w:type="dxa" w:w="9865"/>
-        <w:jc w:val="left"/>
-        <w:tblLayout w:type="fixed"/>
-        <w:tblLook w:firstColumn="1" w:firstRow="1" w:lastColumn="0" w:lastRow="0" w:noHBand="0" w:noVBand="1" w:val="04A0"/>
-        <w:tblInd w:type="dxa" w:w="0"/>
-      </w:tblPr>
-      <w:tblGrid>
-        <w:gridCol w:w="9865"/>
-      </w:tblGrid>
-      <w:tr>
-        <w:trPr>
-          <w:trHeight w:val="437" w:hRule="atLeast"/>
-        </w:trPr>
-        <w:tc>
-          <w:tcPr>
-            <w:tcW w:type="dxa" w:w="9865"/>
-            <w:tcMar>
-              <w:top w:w="0" w:type="dxa"/>
-              <w:start w:w="0" w:type="dxa"/>
-              <w:bottom w:w="0" w:type="dxa"/>
-              <w:end w:w="0" w:type="dxa"/>
-            </w:tcMar>
-            <w:tcBorders>
-              <w:top w:val="nil"/>
-              <w:bottom w:val="single" w:sz="5" w:space="0" w:color="CBD5E1"/>
-              <w:start w:val="nil"/>
-              <w:end w:val="nil"/>
-            </w:tcBorders>
-          </w:tcPr>
-          <w:p>
-            <w:pPr>
-              <w:spacing w:before="0" w:after="0" w:line="240" w:lineRule="auto"/>
-            </w:pPr>
-            <w:r>
-              <w:t xml:space="preserve"> </w:t>
-            </w:r>
-          </w:p>
-        </w:tc>
-      </w:tr>
-      <w:tr>
-        <w:trPr>
-          <w:trHeight w:val="437" w:hRule="atLeast"/>
-        </w:trPr>
-        <w:tc>
-          <w:tcPr>
-            <w:tcW w:type="dxa" w:w="9865"/>
-            <w:tcMar>
-              <w:top w:w="0" w:type="dxa"/>
-              <w:start w:w="0" w:type="dxa"/>
-              <w:bottom w:w="0" w:type="dxa"/>
-              <w:end w:w="0" w:type="dxa"/>
-            </w:tcMar>
-            <w:tcBorders>
-              <w:top w:val="nil"/>
-              <w:bottom w:val="single" w:sz="5" w:space="0" w:color="CBD5E1"/>
-              <w:start w:val="nil"/>
-              <w:end w:val="nil"/>
-            </w:tcBorders>
-          </w:tcPr>
-          <w:p>
-            <w:pPr>
-              <w:spacing w:before="0" w:after="0" w:line="240" w:lineRule="auto"/>
-            </w:pPr>
-            <w:r>
-              <w:t xml:space="preserve"> </w:t>
-            </w:r>
-          </w:p>
-        </w:tc>
-      </w:tr>
-    </w:tbl>
-    <w:p>
-      <w:pPr>
-        <w:spacing w:after="0"/>
-      </w:pPr>
-      <w:r>
-        <w:br w:type="page"/>
-      </w:r>
-    </w:p>
-    <w:p>
-      <w:pPr>
-        <w:keepNext/>
-        <w:keepLines w:val="0"/>
-        <w:spacing w:before="0" w:after="60" w:line="293" w:lineRule="auto"/>
-      </w:pPr>
-      <w:r>
-        <w:rPr>
-          <w:rFonts w:ascii="JetBrains Mono" w:hAnsi="JetBrains Mono" w:eastAsia="Arial Unicode MS"/>
-          <w:b/>
-          <w:i w:val="0"/>
-          <w:color w:val="1D4ED8"/>
-          <w:sz w:val="22"/>
-        </w:rPr>
-        <w:t>W12 / 04</w:t>
-      </w:r>
-    </w:p>
-    <w:p>
-      <w:pPr>
-        <w:keepNext/>
-        <w:keepLines w:val="0"/>
-        <w:spacing w:before="0" w:after="80" w:line="252" w:lineRule="auto"/>
-      </w:pPr>
-      <w:r>
-        <w:rPr>
-          <w:rFonts w:ascii="Arial Unicode MS" w:hAnsi="Arial Unicode MS" w:eastAsia="Arial Unicode MS"/>
-          <w:b/>
-          <w:i w:val="0"/>
-          <w:color w:val="1A2340"/>
-          <w:sz w:val="44"/>
-        </w:rPr>
-        <w:t>自留札記｜這一頁不交</w:t>
-      </w:r>
-    </w:p>
-    <w:p>
-      <w:pPr>
-        <w:keepNext w:val="0"/>
-        <w:keepLines w:val="0"/>
-        <w:spacing w:before="0" w:after="140" w:line="293" w:lineRule="auto"/>
-      </w:pPr>
-      <w:r>
-        <w:rPr>
-          <w:rFonts w:ascii="Arial Unicode MS" w:hAnsi="Arial Unicode MS" w:eastAsia="Arial Unicode MS"/>
-          <w:b w:val="0"/>
-          <w:i w:val="0"/>
-          <w:color w:val="5B6573"/>
-          <w:sz w:val="22"/>
-        </w:rPr>
-        <w:t>老師不讀、不計分；可不寫、遮住或撕下。小組提交單另交，個人歷程本只收第 1–3 頁。</w:t>
-      </w:r>
-    </w:p>
     <w:p>
       <w:pPr>
         <w:keepNext/>
@@ -2619,7 +2527,7 @@
           <w:color w:val="1D4ED8"/>
           <w:sz w:val="30"/>
         </w:rPr>
-        <w:t>01</w:t>
+        <w:t>02</w:t>
       </w:r>
       <w:r>
         <w:rPr>

--- a/worksheets/W12.docx
+++ b/worksheets/W12.docx
@@ -722,7 +722,7 @@
           <w:color w:val="5B6573"/>
           <w:sz w:val="22"/>
         </w:rPr>
-        <w:t>價值衝突告訴我們要看什麼；研究問題才負責讓資料進場。</w:t>
+        <w:t>W11–W12 合併正式任務 10 分；每人先留下本人 v1，之後才可依公告條件使用 AI。</w:t>
       </w:r>
     </w:p>
     <w:p>
@@ -1568,7 +1568,7 @@
           <w:color w:val="5B6573"/>
           <w:sz w:val="22"/>
         </w:rPr>
-        <w:t>只回饋問題結構，不表態支持哪一邊。</w:t>
+        <w:t>正式個人證據：v1、具體回饋、v2／保留理由。缺席／核准替代使用等值教師回饋，保留日期與核准理由。</w:t>
       </w:r>
     </w:p>
     <w:p>

--- a/worksheets/W12.docx
+++ b/worksheets/W12.docx
@@ -34,7 +34,7 @@
           <w:color w:val="1A2340"/>
           <w:sz w:val="44"/>
         </w:rPr>
-        <w:t>先提公共問題，不先選邊</w:t>
+        <w:t>第一階段｜🔒 不使用 AI｜個人研究問題 V1</w:t>
       </w:r>
     </w:p>
     <w:p>
@@ -51,7 +51,7 @@
           <w:color w:val="5B6573"/>
           <w:sz w:val="22"/>
         </w:rPr>
-        <w:t>每人先寫三題再進小組；不寫可辨識同學、家庭或私人事件。第一輪先避開選舉政治、兩岸統獨與性別爭議。</w:t>
+        <w:t>25–40 分先留下自己的問題起點；不問 AI、不抄同學，也不寫可辨識同學、家庭或私人事件。</w:t>
       </w:r>
     </w:p>
     <w:p>
@@ -175,7 +175,7 @@
           <w:color w:val="1A2340"/>
           <w:sz w:val="30"/>
         </w:rPr>
-        <w:t>個人提案</w:t>
+        <w:t>三個公開議題</w:t>
       </w:r>
     </w:p>
     <w:p>
@@ -212,7 +212,7 @@
           <w:color w:val="1A2340"/>
           <w:sz w:val="22"/>
         </w:rPr>
-        <w:t>三個我願意研究的公共問題（是問題，不是主張）：</w:t>
+        <w:t>列三個願意研究的大題目；先不寫支持或反對：</w:t>
       </w:r>
     </w:p>
     <w:tbl>
@@ -226,156 +226,6 @@
       <w:tblGrid>
         <w:gridCol w:w="9865"/>
       </w:tblGrid>
-      <w:tr>
-        <w:trPr>
-          <w:trHeight w:val="437" w:hRule="atLeast"/>
-        </w:trPr>
-        <w:tc>
-          <w:tcPr>
-            <w:tcW w:type="dxa" w:w="9865"/>
-            <w:tcMar>
-              <w:top w:w="0" w:type="dxa"/>
-              <w:start w:w="0" w:type="dxa"/>
-              <w:bottom w:w="0" w:type="dxa"/>
-              <w:end w:w="0" w:type="dxa"/>
-            </w:tcMar>
-            <w:tcBorders>
-              <w:top w:val="nil"/>
-              <w:bottom w:val="single" w:sz="5" w:space="0" w:color="CBD5E1"/>
-              <w:start w:val="nil"/>
-              <w:end w:val="nil"/>
-            </w:tcBorders>
-          </w:tcPr>
-          <w:p>
-            <w:pPr>
-              <w:spacing w:before="0" w:after="0" w:line="240" w:lineRule="auto"/>
-            </w:pPr>
-            <w:r>
-              <w:t xml:space="preserve"> </w:t>
-            </w:r>
-          </w:p>
-        </w:tc>
-      </w:tr>
-      <w:tr>
-        <w:trPr>
-          <w:trHeight w:val="437" w:hRule="atLeast"/>
-        </w:trPr>
-        <w:tc>
-          <w:tcPr>
-            <w:tcW w:type="dxa" w:w="9865"/>
-            <w:tcMar>
-              <w:top w:w="0" w:type="dxa"/>
-              <w:start w:w="0" w:type="dxa"/>
-              <w:bottom w:w="0" w:type="dxa"/>
-              <w:end w:w="0" w:type="dxa"/>
-            </w:tcMar>
-            <w:tcBorders>
-              <w:top w:val="nil"/>
-              <w:bottom w:val="single" w:sz="5" w:space="0" w:color="CBD5E1"/>
-              <w:start w:val="nil"/>
-              <w:end w:val="nil"/>
-            </w:tcBorders>
-          </w:tcPr>
-          <w:p>
-            <w:pPr>
-              <w:spacing w:before="0" w:after="0" w:line="240" w:lineRule="auto"/>
-            </w:pPr>
-            <w:r>
-              <w:t xml:space="preserve"> </w:t>
-            </w:r>
-          </w:p>
-        </w:tc>
-      </w:tr>
-      <w:tr>
-        <w:trPr>
-          <w:trHeight w:val="437" w:hRule="atLeast"/>
-        </w:trPr>
-        <w:tc>
-          <w:tcPr>
-            <w:tcW w:type="dxa" w:w="9865"/>
-            <w:tcMar>
-              <w:top w:w="0" w:type="dxa"/>
-              <w:start w:w="0" w:type="dxa"/>
-              <w:bottom w:w="0" w:type="dxa"/>
-              <w:end w:w="0" w:type="dxa"/>
-            </w:tcMar>
-            <w:tcBorders>
-              <w:top w:val="nil"/>
-              <w:bottom w:val="single" w:sz="5" w:space="0" w:color="CBD5E1"/>
-              <w:start w:val="nil"/>
-              <w:end w:val="nil"/>
-            </w:tcBorders>
-          </w:tcPr>
-          <w:p>
-            <w:pPr>
-              <w:spacing w:before="0" w:after="0" w:line="240" w:lineRule="auto"/>
-            </w:pPr>
-            <w:r>
-              <w:t xml:space="preserve"> </w:t>
-            </w:r>
-          </w:p>
-        </w:tc>
-      </w:tr>
-      <w:tr>
-        <w:trPr>
-          <w:trHeight w:val="437" w:hRule="atLeast"/>
-        </w:trPr>
-        <w:tc>
-          <w:tcPr>
-            <w:tcW w:type="dxa" w:w="9865"/>
-            <w:tcMar>
-              <w:top w:w="0" w:type="dxa"/>
-              <w:start w:w="0" w:type="dxa"/>
-              <w:bottom w:w="0" w:type="dxa"/>
-              <w:end w:w="0" w:type="dxa"/>
-            </w:tcMar>
-            <w:tcBorders>
-              <w:top w:val="nil"/>
-              <w:bottom w:val="single" w:sz="5" w:space="0" w:color="CBD5E1"/>
-              <w:start w:val="nil"/>
-              <w:end w:val="nil"/>
-            </w:tcBorders>
-          </w:tcPr>
-          <w:p>
-            <w:pPr>
-              <w:spacing w:before="0" w:after="0" w:line="240" w:lineRule="auto"/>
-            </w:pPr>
-            <w:r>
-              <w:t xml:space="preserve"> </w:t>
-            </w:r>
-          </w:p>
-        </w:tc>
-      </w:tr>
-      <w:tr>
-        <w:trPr>
-          <w:trHeight w:val="437" w:hRule="atLeast"/>
-        </w:trPr>
-        <w:tc>
-          <w:tcPr>
-            <w:tcW w:type="dxa" w:w="9865"/>
-            <w:tcMar>
-              <w:top w:w="0" w:type="dxa"/>
-              <w:start w:w="0" w:type="dxa"/>
-              <w:bottom w:w="0" w:type="dxa"/>
-              <w:end w:w="0" w:type="dxa"/>
-            </w:tcMar>
-            <w:tcBorders>
-              <w:top w:val="nil"/>
-              <w:bottom w:val="single" w:sz="5" w:space="0" w:color="CBD5E1"/>
-              <w:start w:val="nil"/>
-              <w:end w:val="nil"/>
-            </w:tcBorders>
-          </w:tcPr>
-          <w:p>
-            <w:pPr>
-              <w:spacing w:before="0" w:after="0" w:line="240" w:lineRule="auto"/>
-            </w:pPr>
-            <w:r>
-              <w:t xml:space="preserve"> </w:t>
-            </w:r>
-          </w:p>
-        </w:tc>
-      </w:tr>
       <w:tr>
         <w:trPr>
           <w:trHeight w:val="437" w:hRule="atLeast"/>
@@ -501,7 +351,7 @@
           <w:color w:val="1A2340"/>
           <w:sz w:val="30"/>
         </w:rPr>
-        <w:t>公共性與安全</w:t>
+        <w:t>我選的議題與情境</w:t>
       </w:r>
     </w:p>
     <w:p>
@@ -538,7 +388,445 @@
           <w:color w:val="1A2340"/>
           <w:sz w:val="22"/>
         </w:rPr>
-        <w:t>我想追的衝突是＿＿；題目不需要揭露誰的私人事件，因為＿＿。</w:t>
+        <w:t>我選＿＿；對誰／在哪裡／多久：</w:t>
+      </w:r>
+    </w:p>
+    <w:tbl>
+      <w:tblPr>
+        <w:tblW w:type="dxa" w:w="9865"/>
+        <w:jc w:val="left"/>
+        <w:tblLayout w:type="fixed"/>
+        <w:tblLook w:firstColumn="1" w:firstRow="1" w:lastColumn="0" w:lastRow="0" w:noHBand="0" w:noVBand="1" w:val="04A0"/>
+        <w:tblInd w:type="dxa" w:w="0"/>
+      </w:tblPr>
+      <w:tblGrid>
+        <w:gridCol w:w="9865"/>
+      </w:tblGrid>
+      <w:tr>
+        <w:trPr>
+          <w:trHeight w:val="437" w:hRule="atLeast"/>
+        </w:trPr>
+        <w:tc>
+          <w:tcPr>
+            <w:tcW w:type="dxa" w:w="9865"/>
+            <w:tcMar>
+              <w:top w:w="0" w:type="dxa"/>
+              <w:start w:w="0" w:type="dxa"/>
+              <w:bottom w:w="0" w:type="dxa"/>
+              <w:end w:w="0" w:type="dxa"/>
+            </w:tcMar>
+            <w:tcBorders>
+              <w:top w:val="nil"/>
+              <w:bottom w:val="single" w:sz="5" w:space="0" w:color="CBD5E1"/>
+              <w:start w:val="nil"/>
+              <w:end w:val="nil"/>
+            </w:tcBorders>
+          </w:tcPr>
+          <w:p>
+            <w:pPr>
+              <w:spacing w:before="0" w:after="0" w:line="240" w:lineRule="auto"/>
+            </w:pPr>
+            <w:r>
+              <w:t xml:space="preserve"> </w:t>
+            </w:r>
+          </w:p>
+        </w:tc>
+      </w:tr>
+      <w:tr>
+        <w:trPr>
+          <w:trHeight w:val="437" w:hRule="atLeast"/>
+        </w:trPr>
+        <w:tc>
+          <w:tcPr>
+            <w:tcW w:type="dxa" w:w="9865"/>
+            <w:tcMar>
+              <w:top w:w="0" w:type="dxa"/>
+              <w:start w:w="0" w:type="dxa"/>
+              <w:bottom w:w="0" w:type="dxa"/>
+              <w:end w:w="0" w:type="dxa"/>
+            </w:tcMar>
+            <w:tcBorders>
+              <w:top w:val="nil"/>
+              <w:bottom w:val="single" w:sz="5" w:space="0" w:color="CBD5E1"/>
+              <w:start w:val="nil"/>
+              <w:end w:val="nil"/>
+            </w:tcBorders>
+          </w:tcPr>
+          <w:p>
+            <w:pPr>
+              <w:spacing w:before="0" w:after="0" w:line="240" w:lineRule="auto"/>
+            </w:pPr>
+            <w:r>
+              <w:t xml:space="preserve"> </w:t>
+            </w:r>
+          </w:p>
+        </w:tc>
+      </w:tr>
+    </w:tbl>
+    <w:p>
+      <w:pPr>
+        <w:keepNext/>
+        <w:keepLines w:val="0"/>
+        <w:spacing w:before="100" w:after="40" w:line="293" w:lineRule="auto"/>
+      </w:pPr>
+      <w:r>
+        <w:rPr>
+          <w:rFonts w:ascii="JetBrains Mono" w:hAnsi="JetBrains Mono" w:eastAsia="Arial Unicode MS"/>
+          <w:b/>
+          <w:i w:val="0"/>
+          <w:color w:val="1D4ED8"/>
+          <w:sz w:val="30"/>
+        </w:rPr>
+        <w:t>03</w:t>
+      </w:r>
+      <w:r>
+        <w:rPr>
+          <w:rFonts w:ascii="Arial Unicode MS" w:hAnsi="Arial Unicode MS" w:eastAsia="Arial Unicode MS"/>
+          <w:b w:val="0"/>
+          <w:i w:val="0"/>
+          <w:color w:val="1D4ED8"/>
+          <w:sz w:val="30"/>
+        </w:rPr>
+        <w:t xml:space="preserve">  </w:t>
+      </w:r>
+      <w:r>
+        <w:rPr>
+          <w:rFonts w:ascii="Arial Unicode MS" w:hAnsi="Arial Unicode MS" w:eastAsia="Arial Unicode MS"/>
+          <w:b/>
+          <w:i w:val="0"/>
+          <w:color w:val="1A2340"/>
+          <w:sz w:val="30"/>
+        </w:rPr>
+        <w:t>兩個可執行方案</w:t>
+      </w:r>
+    </w:p>
+    <w:p>
+      <w:pPr>
+        <w:keepNext/>
+        <w:keepLines w:val="0"/>
+        <w:spacing w:before="0" w:after="20" w:line="293" w:lineRule="auto"/>
+      </w:pPr>
+      <w:r>
+        <w:rPr>
+          <w:rFonts w:ascii="Arial Unicode MS" w:hAnsi="Arial Unicode MS" w:eastAsia="Arial Unicode MS"/>
+          <w:b/>
+          <w:i w:val="0"/>
+          <w:color w:val="1D4ED8"/>
+          <w:sz w:val="22"/>
+        </w:rPr>
+        <w:t>課堂必寫</w:t>
+      </w:r>
+      <w:r>
+        <w:rPr>
+          <w:rFonts w:ascii="Arial Unicode MS" w:hAnsi="Arial Unicode MS" w:eastAsia="Arial Unicode MS"/>
+          <w:b w:val="0"/>
+          <w:i w:val="0"/>
+          <w:color w:val="7B8491"/>
+          <w:sz w:val="22"/>
+        </w:rPr>
+        <w:t xml:space="preserve">  ｜  </w:t>
+      </w:r>
+      <w:r>
+        <w:rPr>
+          <w:rFonts w:ascii="Arial Unicode MS" w:hAnsi="Arial Unicode MS" w:eastAsia="Arial Unicode MS"/>
+          <w:b w:val="0"/>
+          <w:i w:val="0"/>
+          <w:color w:val="1A2340"/>
+          <w:sz w:val="22"/>
+        </w:rPr>
+        <w:t>方案一＿＿；方案二＿＿。</w:t>
+      </w:r>
+    </w:p>
+    <w:tbl>
+      <w:tblPr>
+        <w:tblW w:type="dxa" w:w="9865"/>
+        <w:jc w:val="left"/>
+        <w:tblLayout w:type="fixed"/>
+        <w:tblLook w:firstColumn="1" w:firstRow="1" w:lastColumn="0" w:lastRow="0" w:noHBand="0" w:noVBand="1" w:val="04A0"/>
+        <w:tblInd w:type="dxa" w:w="0"/>
+      </w:tblPr>
+      <w:tblGrid>
+        <w:gridCol w:w="9865"/>
+      </w:tblGrid>
+      <w:tr>
+        <w:trPr>
+          <w:trHeight w:val="437" w:hRule="atLeast"/>
+        </w:trPr>
+        <w:tc>
+          <w:tcPr>
+            <w:tcW w:type="dxa" w:w="9865"/>
+            <w:tcMar>
+              <w:top w:w="0" w:type="dxa"/>
+              <w:start w:w="0" w:type="dxa"/>
+              <w:bottom w:w="0" w:type="dxa"/>
+              <w:end w:w="0" w:type="dxa"/>
+            </w:tcMar>
+            <w:tcBorders>
+              <w:top w:val="nil"/>
+              <w:bottom w:val="single" w:sz="5" w:space="0" w:color="CBD5E1"/>
+              <w:start w:val="nil"/>
+              <w:end w:val="nil"/>
+            </w:tcBorders>
+          </w:tcPr>
+          <w:p>
+            <w:pPr>
+              <w:spacing w:before="0" w:after="0" w:line="240" w:lineRule="auto"/>
+            </w:pPr>
+            <w:r>
+              <w:t xml:space="preserve"> </w:t>
+            </w:r>
+          </w:p>
+        </w:tc>
+      </w:tr>
+      <w:tr>
+        <w:trPr>
+          <w:trHeight w:val="437" w:hRule="atLeast"/>
+        </w:trPr>
+        <w:tc>
+          <w:tcPr>
+            <w:tcW w:type="dxa" w:w="9865"/>
+            <w:tcMar>
+              <w:top w:w="0" w:type="dxa"/>
+              <w:start w:w="0" w:type="dxa"/>
+              <w:bottom w:w="0" w:type="dxa"/>
+              <w:end w:w="0" w:type="dxa"/>
+            </w:tcMar>
+            <w:tcBorders>
+              <w:top w:val="nil"/>
+              <w:bottom w:val="single" w:sz="5" w:space="0" w:color="CBD5E1"/>
+              <w:start w:val="nil"/>
+              <w:end w:val="nil"/>
+            </w:tcBorders>
+          </w:tcPr>
+          <w:p>
+            <w:pPr>
+              <w:spacing w:before="0" w:after="0" w:line="240" w:lineRule="auto"/>
+            </w:pPr>
+            <w:r>
+              <w:t xml:space="preserve"> </w:t>
+            </w:r>
+          </w:p>
+        </w:tc>
+      </w:tr>
+    </w:tbl>
+    <w:p>
+      <w:pPr>
+        <w:keepNext/>
+        <w:keepLines w:val="0"/>
+        <w:spacing w:before="100" w:after="40" w:line="293" w:lineRule="auto"/>
+      </w:pPr>
+      <w:r>
+        <w:rPr>
+          <w:rFonts w:ascii="JetBrains Mono" w:hAnsi="JetBrains Mono" w:eastAsia="Arial Unicode MS"/>
+          <w:b/>
+          <w:i w:val="0"/>
+          <w:color w:val="1D4ED8"/>
+          <w:sz w:val="30"/>
+        </w:rPr>
+        <w:t>04</w:t>
+      </w:r>
+      <w:r>
+        <w:rPr>
+          <w:rFonts w:ascii="Arial Unicode MS" w:hAnsi="Arial Unicode MS" w:eastAsia="Arial Unicode MS"/>
+          <w:b w:val="0"/>
+          <w:i w:val="0"/>
+          <w:color w:val="1D4ED8"/>
+          <w:sz w:val="30"/>
+        </w:rPr>
+        <w:t xml:space="preserve">  </w:t>
+      </w:r>
+      <w:r>
+        <w:rPr>
+          <w:rFonts w:ascii="Arial Unicode MS" w:hAnsi="Arial Unicode MS" w:eastAsia="Arial Unicode MS"/>
+          <w:b/>
+          <w:i w:val="0"/>
+          <w:color w:val="1A2340"/>
+          <w:sz w:val="30"/>
+        </w:rPr>
+        <w:t>兩個可觀察指標</w:t>
+      </w:r>
+    </w:p>
+    <w:p>
+      <w:pPr>
+        <w:keepNext/>
+        <w:keepLines w:val="0"/>
+        <w:spacing w:before="0" w:after="20" w:line="293" w:lineRule="auto"/>
+      </w:pPr>
+      <w:r>
+        <w:rPr>
+          <w:rFonts w:ascii="Arial Unicode MS" w:hAnsi="Arial Unicode MS" w:eastAsia="Arial Unicode MS"/>
+          <w:b/>
+          <w:i w:val="0"/>
+          <w:color w:val="1D4ED8"/>
+          <w:sz w:val="22"/>
+        </w:rPr>
+        <w:t>課堂必寫</w:t>
+      </w:r>
+      <w:r>
+        <w:rPr>
+          <w:rFonts w:ascii="Arial Unicode MS" w:hAnsi="Arial Unicode MS" w:eastAsia="Arial Unicode MS"/>
+          <w:b w:val="0"/>
+          <w:i w:val="0"/>
+          <w:color w:val="7B8491"/>
+          <w:sz w:val="22"/>
+        </w:rPr>
+        <w:t xml:space="preserve">  ｜  </w:t>
+      </w:r>
+      <w:r>
+        <w:rPr>
+          <w:rFonts w:ascii="Arial Unicode MS" w:hAnsi="Arial Unicode MS" w:eastAsia="Arial Unicode MS"/>
+          <w:b w:val="0"/>
+          <w:i w:val="0"/>
+          <w:color w:val="1A2340"/>
+          <w:sz w:val="22"/>
+        </w:rPr>
+        <w:t>指標一＿＿；指標二＿＿。</w:t>
+      </w:r>
+    </w:p>
+    <w:tbl>
+      <w:tblPr>
+        <w:tblW w:type="dxa" w:w="9865"/>
+        <w:jc w:val="left"/>
+        <w:tblLayout w:type="fixed"/>
+        <w:tblLook w:firstColumn="1" w:firstRow="1" w:lastColumn="0" w:lastRow="0" w:noHBand="0" w:noVBand="1" w:val="04A0"/>
+        <w:tblInd w:type="dxa" w:w="0"/>
+      </w:tblPr>
+      <w:tblGrid>
+        <w:gridCol w:w="9865"/>
+      </w:tblGrid>
+      <w:tr>
+        <w:trPr>
+          <w:trHeight w:val="437" w:hRule="atLeast"/>
+        </w:trPr>
+        <w:tc>
+          <w:tcPr>
+            <w:tcW w:type="dxa" w:w="9865"/>
+            <w:tcMar>
+              <w:top w:w="0" w:type="dxa"/>
+              <w:start w:w="0" w:type="dxa"/>
+              <w:bottom w:w="0" w:type="dxa"/>
+              <w:end w:w="0" w:type="dxa"/>
+            </w:tcMar>
+            <w:tcBorders>
+              <w:top w:val="nil"/>
+              <w:bottom w:val="single" w:sz="5" w:space="0" w:color="CBD5E1"/>
+              <w:start w:val="nil"/>
+              <w:end w:val="nil"/>
+            </w:tcBorders>
+          </w:tcPr>
+          <w:p>
+            <w:pPr>
+              <w:spacing w:before="0" w:after="0" w:line="240" w:lineRule="auto"/>
+            </w:pPr>
+            <w:r>
+              <w:t xml:space="preserve"> </w:t>
+            </w:r>
+          </w:p>
+        </w:tc>
+      </w:tr>
+      <w:tr>
+        <w:trPr>
+          <w:trHeight w:val="437" w:hRule="atLeast"/>
+        </w:trPr>
+        <w:tc>
+          <w:tcPr>
+            <w:tcW w:type="dxa" w:w="9865"/>
+            <w:tcMar>
+              <w:top w:w="0" w:type="dxa"/>
+              <w:start w:w="0" w:type="dxa"/>
+              <w:bottom w:w="0" w:type="dxa"/>
+              <w:end w:w="0" w:type="dxa"/>
+            </w:tcMar>
+            <w:tcBorders>
+              <w:top w:val="nil"/>
+              <w:bottom w:val="single" w:sz="5" w:space="0" w:color="CBD5E1"/>
+              <w:start w:val="nil"/>
+              <w:end w:val="nil"/>
+            </w:tcBorders>
+          </w:tcPr>
+          <w:p>
+            <w:pPr>
+              <w:spacing w:before="0" w:after="0" w:line="240" w:lineRule="auto"/>
+            </w:pPr>
+            <w:r>
+              <w:t xml:space="preserve"> </w:t>
+            </w:r>
+          </w:p>
+        </w:tc>
+      </w:tr>
+    </w:tbl>
+    <w:p>
+      <w:pPr>
+        <w:keepNext/>
+        <w:keepLines w:val="0"/>
+        <w:spacing w:before="100" w:after="40" w:line="293" w:lineRule="auto"/>
+      </w:pPr>
+      <w:r>
+        <w:rPr>
+          <w:rFonts w:ascii="JetBrains Mono" w:hAnsi="JetBrains Mono" w:eastAsia="Arial Unicode MS"/>
+          <w:b/>
+          <w:i w:val="0"/>
+          <w:color w:val="1D4ED8"/>
+          <w:sz w:val="30"/>
+        </w:rPr>
+        <w:t>05</w:t>
+      </w:r>
+      <w:r>
+        <w:rPr>
+          <w:rFonts w:ascii="Arial Unicode MS" w:hAnsi="Arial Unicode MS" w:eastAsia="Arial Unicode MS"/>
+          <w:b w:val="0"/>
+          <w:i w:val="0"/>
+          <w:color w:val="1D4ED8"/>
+          <w:sz w:val="30"/>
+        </w:rPr>
+        <w:t xml:space="preserve">  </w:t>
+      </w:r>
+      <w:r>
+        <w:rPr>
+          <w:rFonts w:ascii="Arial Unicode MS" w:hAnsi="Arial Unicode MS" w:eastAsia="Arial Unicode MS"/>
+          <w:b/>
+          <w:i w:val="0"/>
+          <w:color w:val="1A2340"/>
+          <w:sz w:val="30"/>
+        </w:rPr>
+        <w:t>我的研究問題 V1｜正式任務證據</w:t>
+      </w:r>
+    </w:p>
+    <w:p>
+      <w:pPr>
+        <w:keepNext/>
+        <w:keepLines w:val="0"/>
+        <w:spacing w:before="0" w:after="20" w:line="293" w:lineRule="auto"/>
+      </w:pPr>
+      <w:r>
+        <w:rPr>
+          <w:rFonts w:ascii="Arial Unicode MS" w:hAnsi="Arial Unicode MS" w:eastAsia="Arial Unicode MS"/>
+          <w:b/>
+          <w:i w:val="0"/>
+          <w:color w:val="1D4ED8"/>
+          <w:sz w:val="22"/>
+        </w:rPr>
+        <w:t>課堂必寫</w:t>
+      </w:r>
+      <w:r>
+        <w:rPr>
+          <w:rFonts w:ascii="Arial Unicode MS" w:hAnsi="Arial Unicode MS" w:eastAsia="Arial Unicode MS"/>
+          <w:b w:val="0"/>
+          <w:i w:val="0"/>
+          <w:color w:val="7B8491"/>
+          <w:sz w:val="22"/>
+        </w:rPr>
+        <w:t xml:space="preserve">  ｜  </w:t>
+      </w:r>
+      <w:r>
+        <w:rPr>
+          <w:rFonts w:ascii="Arial Unicode MS" w:hAnsi="Arial Unicode MS" w:eastAsia="Arial Unicode MS"/>
+          <w:b w:val="0"/>
+          <w:i w:val="0"/>
+          <w:color w:val="1A2340"/>
+          <w:sz w:val="22"/>
+        </w:rPr>
+        <w:t>在＿＿中，方案一＿＿與方案二＿＿，在＿＿、＿＿上有何差異？</w:t>
       </w:r>
     </w:p>
     <w:tbl>
@@ -705,7 +993,7 @@
           <w:color w:val="1A2340"/>
           <w:sz w:val="44"/>
         </w:rPr>
-        <w:t>把價值翻成指標，再寫兩方案比較題</w:t>
+        <w:t>小組整合｜🧭 可選用 AI／紙本查漏</w:t>
       </w:r>
     </w:p>
     <w:p>
@@ -722,7 +1010,7 @@
           <w:color w:val="5B6573"/>
           <w:sz w:val="22"/>
         </w:rPr>
-        <w:t>W11–W12 合併正式任務 10 分；每人先留下本人 v1，之後才可依公告條件使用 AI。</w:t>
+        <w:t>先比較每人的 V1，再選一題整合。AI 只提遺漏方案或指標候選；不得輸入私事，查核、採用與最後決定由人負責。</w:t>
       </w:r>
     </w:p>
     <w:p>
@@ -759,7 +1047,7 @@
           <w:color w:val="1A2340"/>
           <w:sz w:val="30"/>
         </w:rPr>
-        <w:t>原題與情境</w:t>
+        <w:t>比較個人 V1</w:t>
       </w:r>
     </w:p>
     <w:p>
@@ -796,7 +1084,7 @@
           <w:color w:val="1A2340"/>
           <w:sz w:val="22"/>
         </w:rPr>
-        <w:t>小組原題；對誰／在哪裡／多久：</w:t>
+        <w:t>本組看過＿＿位的 V1；選＿＿的題作底稿，因為＿＿。</w:t>
       </w:r>
     </w:p>
     <w:tbl>
@@ -810,36 +1098,6 @@
       <w:tblGrid>
         <w:gridCol w:w="9865"/>
       </w:tblGrid>
-      <w:tr>
-        <w:trPr>
-          <w:trHeight w:val="437" w:hRule="atLeast"/>
-        </w:trPr>
-        <w:tc>
-          <w:tcPr>
-            <w:tcW w:type="dxa" w:w="9865"/>
-            <w:tcMar>
-              <w:top w:w="0" w:type="dxa"/>
-              <w:start w:w="0" w:type="dxa"/>
-              <w:bottom w:w="0" w:type="dxa"/>
-              <w:end w:w="0" w:type="dxa"/>
-            </w:tcMar>
-            <w:tcBorders>
-              <w:top w:val="nil"/>
-              <w:bottom w:val="single" w:sz="5" w:space="0" w:color="CBD5E1"/>
-              <w:start w:val="nil"/>
-              <w:end w:val="nil"/>
-            </w:tcBorders>
-          </w:tcPr>
-          <w:p>
-            <w:pPr>
-              <w:spacing w:before="0" w:after="0" w:line="240" w:lineRule="auto"/>
-            </w:pPr>
-            <w:r>
-              <w:t xml:space="preserve"> </w:t>
-            </w:r>
-          </w:p>
-        </w:tc>
-      </w:tr>
       <w:tr>
         <w:trPr>
           <w:trHeight w:val="437" w:hRule="atLeast"/>
@@ -1287,7 +1545,7 @@
           <w:color w:val="1A2340"/>
           <w:sz w:val="30"/>
         </w:rPr>
-        <w:t>兩方案與研究問題 v1</w:t>
+        <w:t>小組研究問題 V1</w:t>
       </w:r>
     </w:p>
     <w:p>
@@ -1428,36 +1686,92 @@
           </w:p>
         </w:tc>
       </w:tr>
-      <w:tr>
-        <w:trPr>
-          <w:trHeight w:val="437" w:hRule="atLeast"/>
-        </w:trPr>
-        <w:tc>
-          <w:tcPr>
-            <w:tcW w:type="dxa" w:w="9865"/>
-            <w:tcMar>
-              <w:top w:w="0" w:type="dxa"/>
-              <w:start w:w="0" w:type="dxa"/>
-              <w:bottom w:w="0" w:type="dxa"/>
-              <w:end w:w="0" w:type="dxa"/>
-            </w:tcMar>
-            <w:tcBorders>
-              <w:top w:val="nil"/>
-              <w:bottom w:val="single" w:sz="5" w:space="0" w:color="CBD5E1"/>
-              <w:start w:val="nil"/>
-              <w:end w:val="nil"/>
-            </w:tcBorders>
-          </w:tcPr>
-          <w:p>
-            <w:pPr>
-              <w:spacing w:before="0" w:after="0" w:line="240" w:lineRule="auto"/>
-            </w:pPr>
-            <w:r>
-              <w:t xml:space="preserve"> </w:t>
-            </w:r>
-          </w:p>
-        </w:tc>
-      </w:tr>
+    </w:tbl>
+    <w:p>
+      <w:pPr>
+        <w:keepNext/>
+        <w:keepLines w:val="0"/>
+        <w:spacing w:before="100" w:after="40" w:line="293" w:lineRule="auto"/>
+      </w:pPr>
+      <w:r>
+        <w:rPr>
+          <w:rFonts w:ascii="JetBrains Mono" w:hAnsi="JetBrains Mono" w:eastAsia="Arial Unicode MS"/>
+          <w:b/>
+          <w:i w:val="0"/>
+          <w:color w:val="1D4ED8"/>
+          <w:sz w:val="30"/>
+        </w:rPr>
+        <w:t>05</w:t>
+      </w:r>
+      <w:r>
+        <w:rPr>
+          <w:rFonts w:ascii="Arial Unicode MS" w:hAnsi="Arial Unicode MS" w:eastAsia="Arial Unicode MS"/>
+          <w:b w:val="0"/>
+          <w:i w:val="0"/>
+          <w:color w:val="1D4ED8"/>
+          <w:sz w:val="30"/>
+        </w:rPr>
+        <w:t xml:space="preserve">  </w:t>
+      </w:r>
+      <w:r>
+        <w:rPr>
+          <w:rFonts w:ascii="Arial Unicode MS" w:hAnsi="Arial Unicode MS" w:eastAsia="Arial Unicode MS"/>
+          <w:b/>
+          <w:i w:val="0"/>
+          <w:color w:val="1A2340"/>
+          <w:sz w:val="30"/>
+        </w:rPr>
+        <w:t>工具查漏｜不計分</w:t>
+      </w:r>
+    </w:p>
+    <w:p>
+      <w:pPr>
+        <w:keepNext/>
+        <w:keepLines w:val="0"/>
+        <w:spacing w:before="0" w:after="20" w:line="293" w:lineRule="auto"/>
+      </w:pPr>
+      <w:r>
+        <w:rPr>
+          <w:rFonts w:ascii="Arial Unicode MS" w:hAnsi="Arial Unicode MS" w:eastAsia="Arial Unicode MS"/>
+          <w:b/>
+          <w:i w:val="0"/>
+          <w:color w:val="1D4ED8"/>
+          <w:sz w:val="22"/>
+        </w:rPr>
+        <w:t>課堂必寫</w:t>
+      </w:r>
+      <w:r>
+        <w:rPr>
+          <w:rFonts w:ascii="Arial Unicode MS" w:hAnsi="Arial Unicode MS" w:eastAsia="Arial Unicode MS"/>
+          <w:b w:val="0"/>
+          <w:i w:val="0"/>
+          <w:color w:val="7B8491"/>
+          <w:sz w:val="22"/>
+        </w:rPr>
+        <w:t xml:space="preserve">  ｜  </w:t>
+      </w:r>
+      <w:r>
+        <w:rPr>
+          <w:rFonts w:ascii="Arial Unicode MS" w:hAnsi="Arial Unicode MS" w:eastAsia="Arial Unicode MS"/>
+          <w:b w:val="0"/>
+          <w:i w:val="0"/>
+          <w:color w:val="1A2340"/>
+          <w:sz w:val="22"/>
+        </w:rPr>
+        <w:t>□紙本清單　□AI　□未使用；候選＿＿。人類查核後 □採用 □拒絕，因為＿＿。最後核准者：＿＿。</w:t>
+      </w:r>
+    </w:p>
+    <w:tbl>
+      <w:tblPr>
+        <w:tblW w:type="dxa" w:w="9865"/>
+        <w:jc w:val="left"/>
+        <w:tblLayout w:type="fixed"/>
+        <w:tblLook w:firstColumn="1" w:firstRow="1" w:lastColumn="0" w:lastRow="0" w:noHBand="0" w:noVBand="1" w:val="04A0"/>
+        <w:tblInd w:type="dxa" w:w="0"/>
+      </w:tblPr>
+      <w:tblGrid>
+        <w:gridCol w:w="9865"/>
+      </w:tblGrid>
       <w:tr>
         <w:trPr>
           <w:trHeight w:val="437" w:hRule="atLeast"/>
@@ -1551,7 +1865,7 @@
           <w:color w:val="1A2340"/>
           <w:sz w:val="44"/>
         </w:rPr>
-        <w:t>跨組五檢查，再修成 v2</w:t>
+        <w:t>跨組五檢查｜個人 V2／保留</w:t>
       </w:r>
     </w:p>
     <w:p>
@@ -1568,14 +1882,14 @@
           <w:color w:val="5B6573"/>
           <w:sz w:val="22"/>
         </w:rPr>
-        <w:t>正式個人證據：v1、具體回饋、v2／保留理由。缺席／核准替代使用等值教師回饋，保留日期與核准理由。</w:t>
+        <w:t>只回饋問題結構，不替別組選邊。每人各自定位一則具體回饋，寫下 V2 或有根據的保留理由。</w:t>
       </w:r>
     </w:p>
     <w:p>
       <w:pPr>
         <w:keepNext/>
         <w:keepLines w:val="0"/>
-        <w:spacing w:before="100" w:after="40" w:line="293" w:lineRule="auto"/>
+        <w:spacing w:before="60" w:after="20" w:line="293" w:lineRule="auto"/>
       </w:pPr>
       <w:r>
         <w:rPr>
@@ -1658,7 +1972,7 @@
       </w:tblGrid>
       <w:tr>
         <w:trPr>
-          <w:trHeight w:val="437" w:hRule="atLeast"/>
+          <w:trHeight w:val="340" w:hRule="atLeast"/>
         </w:trPr>
         <w:tc>
           <w:tcPr>
@@ -1691,7 +2005,7 @@
       <w:pPr>
         <w:keepNext/>
         <w:keepLines w:val="0"/>
-        <w:spacing w:before="100" w:after="40" w:line="293" w:lineRule="auto"/>
+        <w:spacing w:before="60" w:after="20" w:line="293" w:lineRule="auto"/>
       </w:pPr>
       <w:r>
         <w:rPr>
@@ -1758,7 +2072,7 @@
           <w:color w:val="1A2340"/>
           <w:sz w:val="22"/>
         </w:rPr>
-        <w:t>選了方案一真的會犧牲另一個在乎嗎？我覺得＿＿。</w:t>
+        <w:t>兩方案真的形成取捨嗎？我看見＿＿。</w:t>
       </w:r>
     </w:p>
     <w:tbl>
@@ -1774,7 +2088,7 @@
       </w:tblGrid>
       <w:tr>
         <w:trPr>
-          <w:trHeight w:val="437" w:hRule="atLeast"/>
+          <w:trHeight w:val="340" w:hRule="atLeast"/>
         </w:trPr>
         <w:tc>
           <w:tcPr>
@@ -1807,7 +2121,7 @@
       <w:pPr>
         <w:keepNext/>
         <w:keepLines w:val="0"/>
-        <w:spacing w:before="100" w:after="40" w:line="293" w:lineRule="auto"/>
+        <w:spacing w:before="60" w:after="20" w:line="293" w:lineRule="auto"/>
       </w:pPr>
       <w:r>
         <w:rPr>
@@ -1874,7 +2188,7 @@
           <w:color w:val="1A2340"/>
           <w:sz w:val="22"/>
         </w:rPr>
-        <w:t>另一邊真正在乎的是＿＿；這樣說□公平 □需改＿＿。</w:t>
+        <w:t>另一邊在乎＿＿；這樣說□公平 □需改＿＿。</w:t>
       </w:r>
     </w:p>
     <w:tbl>
@@ -1890,7 +2204,7 @@
       </w:tblGrid>
       <w:tr>
         <w:trPr>
-          <w:trHeight w:val="437" w:hRule="atLeast"/>
+          <w:trHeight w:val="340" w:hRule="atLeast"/>
         </w:trPr>
         <w:tc>
           <w:tcPr>
@@ -1923,7 +2237,7 @@
       <w:pPr>
         <w:keepNext/>
         <w:keepLines w:val="0"/>
-        <w:spacing w:before="100" w:after="40" w:line="293" w:lineRule="auto"/>
+        <w:spacing w:before="60" w:after="20" w:line="293" w:lineRule="auto"/>
       </w:pPr>
       <w:r>
         <w:rPr>
@@ -1990,7 +2304,7 @@
           <w:color w:val="1A2340"/>
           <w:sz w:val="22"/>
         </w:rPr>
-        <w:t>兩個做法是＿＿和＿＿；仍缺的指標是＿＿。</w:t>
+        <w:t>兩個做法是＿＿和＿＿；仍缺指標＿＿。</w:t>
       </w:r>
     </w:p>
     <w:tbl>
@@ -2006,7 +2320,7 @@
       </w:tblGrid>
       <w:tr>
         <w:trPr>
-          <w:trHeight w:val="437" w:hRule="atLeast"/>
+          <w:trHeight w:val="340" w:hRule="atLeast"/>
         </w:trPr>
         <w:tc>
           <w:tcPr>
@@ -2039,7 +2353,7 @@
       <w:pPr>
         <w:keepNext/>
         <w:keepLines w:val="0"/>
-        <w:spacing w:before="100" w:after="40" w:line="293" w:lineRule="auto"/>
+        <w:spacing w:before="60" w:after="20" w:line="293" w:lineRule="auto"/>
       </w:pPr>
       <w:r>
         <w:rPr>
@@ -2106,7 +2420,7 @@
           <w:color w:val="1A2340"/>
           <w:sz w:val="22"/>
         </w:rPr>
-        <w:t>這題還需要查＿＿；目前不能直接回答＿＿。</w:t>
+        <w:t>還需要查＿＿；目前不能直接回答＿＿。</w:t>
       </w:r>
     </w:p>
     <w:tbl>
@@ -2122,7 +2436,7 @@
       </w:tblGrid>
       <w:tr>
         <w:trPr>
-          <w:trHeight w:val="437" w:hRule="atLeast"/>
+          <w:trHeight w:val="340" w:hRule="atLeast"/>
         </w:trPr>
         <w:tc>
           <w:tcPr>
@@ -2155,7 +2469,7 @@
       <w:pPr>
         <w:keepNext/>
         <w:keepLines w:val="0"/>
-        <w:spacing w:before="100" w:after="40" w:line="293" w:lineRule="auto"/>
+        <w:spacing w:before="60" w:after="20" w:line="293" w:lineRule="auto"/>
       </w:pPr>
       <w:r>
         <w:rPr>
@@ -2185,7 +2499,7 @@
           <w:color w:val="1A2340"/>
           <w:sz w:val="30"/>
         </w:rPr>
-        <w:t>研究問題 v2＋改題判斷</w:t>
+        <w:t>我的 V2／保留理由｜正式任務證據</w:t>
       </w:r>
     </w:p>
     <w:p>
@@ -2222,7 +2536,7 @@
           <w:color w:val="1A2340"/>
           <w:sz w:val="22"/>
         </w:rPr>
-        <w:t>我們最後改成＿＿。□縮小 □改詞 □重寫；第＿＿則回饋讓我這樣改，因為＿＿。</w:t>
+        <w:t>我採用第＿＿則回饋。我的 V2 是＿＿；或我保留 V1，因為＿＿。這和 V1 的差異／更強理由是＿＿。</w:t>
       </w:r>
     </w:p>
     <w:tbl>
@@ -2238,7 +2552,7 @@
       </w:tblGrid>
       <w:tr>
         <w:trPr>
-          <w:trHeight w:val="437" w:hRule="atLeast"/>
+          <w:trHeight w:val="340" w:hRule="atLeast"/>
         </w:trPr>
         <w:tc>
           <w:tcPr>
@@ -2268,7 +2582,7 @@
       </w:tr>
       <w:tr>
         <w:trPr>
-          <w:trHeight w:val="437" w:hRule="atLeast"/>
+          <w:trHeight w:val="340" w:hRule="atLeast"/>
         </w:trPr>
         <w:tc>
           <w:tcPr>
@@ -2298,7 +2612,7 @@
       </w:tr>
       <w:tr>
         <w:trPr>
-          <w:trHeight w:val="437" w:hRule="atLeast"/>
+          <w:trHeight w:val="340" w:hRule="atLeast"/>
         </w:trPr>
         <w:tc>
           <w:tcPr>
@@ -2328,37 +2642,7 @@
       </w:tr>
       <w:tr>
         <w:trPr>
-          <w:trHeight w:val="437" w:hRule="atLeast"/>
-        </w:trPr>
-        <w:tc>
-          <w:tcPr>
-            <w:tcW w:type="dxa" w:w="9865"/>
-            <w:tcMar>
-              <w:top w:w="0" w:type="dxa"/>
-              <w:start w:w="0" w:type="dxa"/>
-              <w:bottom w:w="0" w:type="dxa"/>
-              <w:end w:w="0" w:type="dxa"/>
-            </w:tcMar>
-            <w:tcBorders>
-              <w:top w:val="nil"/>
-              <w:bottom w:val="single" w:sz="5" w:space="0" w:color="CBD5E1"/>
-              <w:start w:val="nil"/>
-              <w:end w:val="nil"/>
-            </w:tcBorders>
-          </w:tcPr>
-          <w:p>
-            <w:pPr>
-              <w:spacing w:before="0" w:after="0" w:line="240" w:lineRule="auto"/>
-            </w:pPr>
-            <w:r>
-              <w:t xml:space="preserve"> </w:t>
-            </w:r>
-          </w:p>
-        </w:tc>
-      </w:tr>
-      <w:tr>
-        <w:trPr>
-          <w:trHeight w:val="437" w:hRule="atLeast"/>
+          <w:trHeight w:val="340" w:hRule="atLeast"/>
         </w:trPr>
         <w:tc>
           <w:tcPr>
@@ -2419,7 +2703,7 @@
           <w:color w:val="1A2340"/>
           <w:sz w:val="44"/>
         </w:rPr>
-        <w:t>自留札記｜這一頁不交</w:t>
+        <w:t>個人反思｜可留白・不計分</w:t>
       </w:r>
     </w:p>
     <w:p>
@@ -2436,7 +2720,44 @@
           <w:color w:val="5B6573"/>
           <w:sz w:val="22"/>
         </w:rPr>
-        <w:t>老師不讀、不計分；可不寫、遮住或撕下。小組提交單另交；W11–W12 核心頁在 W13 關閉 Gate 3 時查核。</w:t>
+        <w:t>這頁隨整本收回保管，但不作 W11–W12 的 10 分或學習關卡 3 證據。可改寫或用代稱；不能交出的隱私不要寫。</w:t>
+      </w:r>
+    </w:p>
+    <w:p>
+      <w:pPr>
+        <w:keepNext/>
+        <w:keepLines w:val="0"/>
+        <w:spacing w:before="60" w:after="20" w:line="293" w:lineRule="auto"/>
+      </w:pPr>
+      <w:r>
+        <w:rPr>
+          <w:rFonts w:ascii="Arial Unicode MS" w:hAnsi="Arial Unicode MS" w:eastAsia="Arial Unicode MS"/>
+          <w:b/>
+          <w:i w:val="0"/>
+          <w:color w:val="1D4ED8"/>
+          <w:sz w:val="22"/>
+        </w:rPr>
+        <w:t>課堂必寫</w:t>
+      </w:r>
+      <w:r>
+        <w:rPr>
+          <w:rFonts w:ascii="Arial Unicode MS" w:hAnsi="Arial Unicode MS" w:eastAsia="Arial Unicode MS"/>
+          <w:b w:val="0"/>
+          <w:i w:val="0"/>
+          <w:color w:val="7B8491"/>
+          <w:sz w:val="22"/>
+        </w:rPr>
+        <w:t xml:space="preserve">  ｜  </w:t>
+      </w:r>
+      <w:r>
+        <w:rPr>
+          <w:rFonts w:ascii="Arial Unicode MS" w:hAnsi="Arial Unicode MS" w:eastAsia="Arial Unicode MS"/>
+          <w:b w:val="0"/>
+          <w:i w:val="0"/>
+          <w:color w:val="1A2340"/>
+          <w:sz w:val="22"/>
+        </w:rPr>
+        <w:t>完成確認｜下課前｜□ 只拍自己的第 1–4 頁，上傳原有 Classroom 作業　□ 紙本全本交回教師保管　□ 不拍同學</w:t>
       </w:r>
     </w:p>
     <w:p>
@@ -2453,7 +2774,7 @@
           <w:color w:val="1D4ED8"/>
           <w:sz w:val="30"/>
         </w:rPr>
-        <w:t>01</w:t>
+        <w:t>02</w:t>
       </w:r>
       <w:r>
         <w:rPr>
@@ -2473,7 +2794,7 @@
           <w:color w:val="1A2340"/>
           <w:sz w:val="30"/>
         </w:rPr>
-        <w:t>橋接欄｜收尾 30 秒，不評分</w:t>
+        <w:t>交棒欄｜收尾 30 秒，不評分</w:t>
       </w:r>
     </w:p>
     <w:p>
@@ -2510,7 +2831,7 @@
           <w:color w:val="1A2340"/>
           <w:sz w:val="22"/>
         </w:rPr>
-        <w:t>這週的招，我在＿＿科的＿＿（單元／題型）用得上，因為＿＿。寫到具體單元／題型才算；想不到就寫「這週的招是＿＿」。</w:t>
+        <w:t>帶到 W13：我的 V2 最先要查的指標是＿＿；第一筆資料至少要回答＿＿。</w:t>
       </w:r>
     </w:p>
     <w:p>
@@ -2527,7 +2848,7 @@
           <w:color w:val="1D4ED8"/>
           <w:sz w:val="30"/>
         </w:rPr>
-        <w:t>02</w:t>
+        <w:t>03</w:t>
       </w:r>
       <w:r>
         <w:rPr>
@@ -2547,7 +2868,7 @@
           <w:color w:val="1A2340"/>
           <w:sz w:val="30"/>
         </w:rPr>
-        <w:t>只給自己</w:t>
+        <w:t>個人反思｜可留白</w:t>
       </w:r>
     </w:p>
     <w:p>
@@ -2564,7 +2885,7 @@
           <w:color w:val="5B6573"/>
           <w:sz w:val="22"/>
         </w:rPr>
-        <w:t>自留札記</w:t>
+        <w:t>不評分</w:t>
       </w:r>
       <w:r>
         <w:rPr>
@@ -3018,126 +3339,6 @@
           </w:p>
         </w:tc>
       </w:tr>
-      <w:tr>
-        <w:trPr>
-          <w:trHeight w:val="437" w:hRule="atLeast"/>
-        </w:trPr>
-        <w:tc>
-          <w:tcPr>
-            <w:tcW w:type="dxa" w:w="9865"/>
-            <w:tcMar>
-              <w:top w:w="0" w:type="dxa"/>
-              <w:start w:w="0" w:type="dxa"/>
-              <w:bottom w:w="0" w:type="dxa"/>
-              <w:end w:w="0" w:type="dxa"/>
-            </w:tcMar>
-            <w:tcBorders>
-              <w:top w:val="nil"/>
-              <w:bottom w:val="single" w:sz="5" w:space="0" w:color="CBD5E1"/>
-              <w:start w:val="nil"/>
-              <w:end w:val="nil"/>
-            </w:tcBorders>
-          </w:tcPr>
-          <w:p>
-            <w:pPr>
-              <w:spacing w:before="0" w:after="0" w:line="240" w:lineRule="auto"/>
-            </w:pPr>
-            <w:r>
-              <w:t xml:space="preserve"> </w:t>
-            </w:r>
-          </w:p>
-        </w:tc>
-      </w:tr>
-      <w:tr>
-        <w:trPr>
-          <w:trHeight w:val="437" w:hRule="atLeast"/>
-        </w:trPr>
-        <w:tc>
-          <w:tcPr>
-            <w:tcW w:type="dxa" w:w="9865"/>
-            <w:tcMar>
-              <w:top w:w="0" w:type="dxa"/>
-              <w:start w:w="0" w:type="dxa"/>
-              <w:bottom w:w="0" w:type="dxa"/>
-              <w:end w:w="0" w:type="dxa"/>
-            </w:tcMar>
-            <w:tcBorders>
-              <w:top w:val="nil"/>
-              <w:bottom w:val="single" w:sz="5" w:space="0" w:color="CBD5E1"/>
-              <w:start w:val="nil"/>
-              <w:end w:val="nil"/>
-            </w:tcBorders>
-          </w:tcPr>
-          <w:p>
-            <w:pPr>
-              <w:spacing w:before="0" w:after="0" w:line="240" w:lineRule="auto"/>
-            </w:pPr>
-            <w:r>
-              <w:t xml:space="preserve"> </w:t>
-            </w:r>
-          </w:p>
-        </w:tc>
-      </w:tr>
-      <w:tr>
-        <w:trPr>
-          <w:trHeight w:val="437" w:hRule="atLeast"/>
-        </w:trPr>
-        <w:tc>
-          <w:tcPr>
-            <w:tcW w:type="dxa" w:w="9865"/>
-            <w:tcMar>
-              <w:top w:w="0" w:type="dxa"/>
-              <w:start w:w="0" w:type="dxa"/>
-              <w:bottom w:w="0" w:type="dxa"/>
-              <w:end w:w="0" w:type="dxa"/>
-            </w:tcMar>
-            <w:tcBorders>
-              <w:top w:val="nil"/>
-              <w:bottom w:val="single" w:sz="5" w:space="0" w:color="CBD5E1"/>
-              <w:start w:val="nil"/>
-              <w:end w:val="nil"/>
-            </w:tcBorders>
-          </w:tcPr>
-          <w:p>
-            <w:pPr>
-              <w:spacing w:before="0" w:after="0" w:line="240" w:lineRule="auto"/>
-            </w:pPr>
-            <w:r>
-              <w:t xml:space="preserve"> </w:t>
-            </w:r>
-          </w:p>
-        </w:tc>
-      </w:tr>
-      <w:tr>
-        <w:trPr>
-          <w:trHeight w:val="437" w:hRule="atLeast"/>
-        </w:trPr>
-        <w:tc>
-          <w:tcPr>
-            <w:tcW w:type="dxa" w:w="9865"/>
-            <w:tcMar>
-              <w:top w:w="0" w:type="dxa"/>
-              <w:start w:w="0" w:type="dxa"/>
-              <w:bottom w:w="0" w:type="dxa"/>
-              <w:end w:w="0" w:type="dxa"/>
-            </w:tcMar>
-            <w:tcBorders>
-              <w:top w:val="nil"/>
-              <w:bottom w:val="single" w:sz="5" w:space="0" w:color="CBD5E1"/>
-              <w:start w:val="nil"/>
-              <w:end w:val="nil"/>
-            </w:tcBorders>
-          </w:tcPr>
-          <w:p>
-            <w:pPr>
-              <w:spacing w:before="0" w:after="0" w:line="240" w:lineRule="auto"/>
-            </w:pPr>
-            <w:r>
-              <w:t xml:space="preserve"> </w:t>
-            </w:r>
-          </w:p>
-        </w:tc>
-      </w:tr>
     </w:tbl>
     <w:sectPr>
       <w:headerReference w:type="default" r:id="rId9"/>

--- a/worksheets/W12.docx
+++ b/worksheets/W12.docx
@@ -34,7 +34,7 @@
           <w:color w:val="1A2340"/>
           <w:sz w:val="44"/>
         </w:rPr>
-        <w:t>第一階段｜🔒 不使用 AI｜個人研究問題 V1</w:t>
+        <w:t>自己先寫一個比較題</w:t>
       </w:r>
     </w:p>
     <w:p>
@@ -1084,7 +1084,7 @@
           <w:color w:val="1A2340"/>
           <w:sz w:val="22"/>
         </w:rPr>
-        <w:t>本組看過＿＿位的 V1；選＿＿的題作底稿，因為＿＿。</w:t>
+        <w:t>我的原題在第 1 頁，保留。本輪採用＿＿的題作小組底稿：＿＿；選它因為＿＿。</w:t>
       </w:r>
     </w:p>
     <w:tbl>
@@ -1882,7 +1882,7 @@
           <w:color w:val="5B6573"/>
           <w:sz w:val="22"/>
         </w:rPr>
-        <w:t>只回饋問題結構，不替別組選邊。每人各自定位一則具體回饋，寫下 V2 或有根據的保留理由。</w:t>
+        <w:t>回饋針對小組底稿。每人自己回應一則，保留個人原題，不抄小組結論。</w:t>
       </w:r>
     </w:p>
     <w:p>
@@ -2536,7 +2536,7 @@
           <w:color w:val="1A2340"/>
           <w:sz w:val="22"/>
         </w:rPr>
-        <w:t>我採用第＿＿則回饋。我的 V2 是＿＿；或我保留 V1，因為＿＿。這和 V1 的差異／更強理由是＿＿。</w:t>
+        <w:t>本輪小組底稿是＿＿。第＿＿則回饋指出＿＿。我的第二版是＿＿；或保留底稿，因為＿＿。對照第 2 頁，不是假裝第 1 頁原題收到這則回饋。</w:t>
       </w:r>
     </w:p>
     <w:tbl>
@@ -2703,7 +2703,7 @@
           <w:color w:val="1A2340"/>
           <w:sz w:val="44"/>
         </w:rPr>
-        <w:t>個人反思｜可留白・不計分</w:t>
+        <w:t>換個情境，再試一次</w:t>
       </w:r>
     </w:p>
     <w:p>
@@ -2720,9 +2720,409 @@
           <w:color w:val="5B6573"/>
           <w:sz w:val="22"/>
         </w:rPr>
-        <w:t>這頁隨整本收回保管，但不作 W11–W12 的 10 分或學習關卡 3 證據。可改寫或用代稱；不能交出的隱私不要寫。</w:t>
+        <w:t>生活練習不計分、不列學習關卡；紙本照常收回，不必交出自己的私事。</w:t>
       </w:r>
     </w:p>
+    <w:p>
+      <w:pPr>
+        <w:keepNext/>
+        <w:keepLines w:val="0"/>
+        <w:spacing w:before="100" w:after="40" w:line="293" w:lineRule="auto"/>
+      </w:pPr>
+      <w:r>
+        <w:rPr>
+          <w:rFonts w:ascii="JetBrains Mono" w:hAnsi="JetBrains Mono" w:eastAsia="Arial Unicode MS"/>
+          <w:b/>
+          <w:i w:val="0"/>
+          <w:color w:val="1D4ED8"/>
+          <w:sz w:val="30"/>
+        </w:rPr>
+        <w:t>生活</w:t>
+      </w:r>
+      <w:r>
+        <w:rPr>
+          <w:rFonts w:ascii="Arial Unicode MS" w:hAnsi="Arial Unicode MS" w:eastAsia="Arial Unicode MS"/>
+          <w:b w:val="0"/>
+          <w:i w:val="0"/>
+          <w:color w:val="1D4ED8"/>
+          <w:sz w:val="30"/>
+        </w:rPr>
+        <w:t xml:space="preserve">  </w:t>
+      </w:r>
+      <w:r>
+        <w:rPr>
+          <w:rFonts w:ascii="Arial Unicode MS" w:hAnsi="Arial Unicode MS" w:eastAsia="Arial Unicode MS"/>
+          <w:b/>
+          <w:i w:val="0"/>
+          <w:color w:val="1A2340"/>
+          <w:sz w:val="30"/>
+        </w:rPr>
+        <w:t>這個班會問題公平嗎？</w:t>
+      </w:r>
+    </w:p>
+    <w:p>
+      <w:pPr>
+        <w:keepNext w:val="0"/>
+        <w:keepLines w:val="0"/>
+        <w:spacing w:before="0" w:after="40" w:line="293" w:lineRule="auto"/>
+      </w:pPr>
+      <w:r>
+        <w:rPr>
+          <w:rFonts w:ascii="Arial Unicode MS" w:hAnsi="Arial Unicode MS" w:eastAsia="Arial Unicode MS"/>
+          <w:b w:val="0"/>
+          <w:i w:val="0"/>
+          <w:color w:val="5B6573"/>
+          <w:sz w:val="22"/>
+        </w:rPr>
+        <w:t>課堂練習｜不計分、不列學習關卡；整本照常收回。</w:t>
+      </w:r>
+    </w:p>
+    <w:p>
+      <w:pPr>
+        <w:keepNext w:val="0"/>
+        <w:keepLines w:val="0"/>
+        <w:spacing w:before="0" w:after="40" w:line="293" w:lineRule="auto"/>
+      </w:pPr>
+      <w:r>
+        <w:rPr>
+          <w:rFonts w:ascii="Arial Unicode MS" w:hAnsi="Arial Unicode MS" w:eastAsia="Arial Unicode MS"/>
+          <w:b w:val="0"/>
+          <w:i w:val="0"/>
+          <w:color w:val="1A2340"/>
+          <w:sz w:val="22"/>
+        </w:rPr>
+        <w:t>班會題目是：『我們是不是該停止讓值日生浪費午休擦黑板？』有人主張輪流擦，有人主張老師下課前留時間擦。</w:t>
+      </w:r>
+    </w:p>
+    <w:p>
+      <w:pPr>
+        <w:keepNext w:val="0"/>
+        <w:keepLines w:val="0"/>
+        <w:spacing w:before="0" w:after="40" w:line="293" w:lineRule="auto"/>
+      </w:pPr>
+      <w:r>
+        <w:rPr>
+          <w:rFonts w:ascii="Arial Unicode MS" w:hAnsi="Arial Unicode MS" w:eastAsia="Arial Unicode MS"/>
+          <w:b w:val="0"/>
+          <w:i w:val="0"/>
+          <w:color w:val="1A2340"/>
+          <w:sz w:val="22"/>
+        </w:rPr>
+        <w:t>把題目改成兩邊都能討論的問法，讓人知道要比較哪兩種做法、要看什麼結果。</w:t>
+      </w:r>
+    </w:p>
+    <w:p>
+      <w:pPr>
+        <w:keepNext/>
+        <w:keepLines w:val="0"/>
+        <w:spacing w:before="20" w:after="20" w:line="293" w:lineRule="auto"/>
+      </w:pPr>
+      <w:r>
+        <w:rPr>
+          <w:rFonts w:ascii="Arial Unicode MS" w:hAnsi="Arial Unicode MS" w:eastAsia="Arial Unicode MS"/>
+          <w:b/>
+          <w:i w:val="0"/>
+          <w:color w:val="5B6573"/>
+          <w:sz w:val="22"/>
+        </w:rPr>
+        <w:t>先做一次</w:t>
+      </w:r>
+      <w:r>
+        <w:rPr>
+          <w:rFonts w:ascii="Arial Unicode MS" w:hAnsi="Arial Unicode MS" w:eastAsia="Arial Unicode MS"/>
+          <w:b w:val="0"/>
+          <w:i w:val="0"/>
+          <w:color w:val="7B8491"/>
+          <w:sz w:val="22"/>
+        </w:rPr>
+        <w:t xml:space="preserve">  ｜  </w:t>
+      </w:r>
+      <w:r>
+        <w:rPr>
+          <w:rFonts w:ascii="Arial Unicode MS" w:hAnsi="Arial Unicode MS" w:eastAsia="Arial Unicode MS"/>
+          <w:b w:val="0"/>
+          <w:i w:val="0"/>
+          <w:color w:val="1A2340"/>
+          <w:sz w:val="22"/>
+        </w:rPr>
+        <w:t>我改的班會問題</w:t>
+      </w:r>
+    </w:p>
+    <w:tbl>
+      <w:tblPr>
+        <w:tblW w:type="dxa" w:w="9865"/>
+        <w:jc w:val="left"/>
+        <w:tblLayout w:type="fixed"/>
+        <w:tblLook w:firstColumn="1" w:firstRow="1" w:lastColumn="0" w:lastRow="0" w:noHBand="0" w:noVBand="1" w:val="04A0"/>
+        <w:tblInd w:type="dxa" w:w="0"/>
+      </w:tblPr>
+      <w:tblGrid>
+        <w:gridCol w:w="9865"/>
+      </w:tblGrid>
+      <w:tr>
+        <w:trPr>
+          <w:trHeight w:val="510" w:hRule="atLeast"/>
+        </w:trPr>
+        <w:tc>
+          <w:tcPr>
+            <w:tcW w:type="dxa" w:w="9865"/>
+            <w:tcMar>
+              <w:top w:w="0" w:type="dxa"/>
+              <w:start w:w="0" w:type="dxa"/>
+              <w:bottom w:w="0" w:type="dxa"/>
+              <w:end w:w="0" w:type="dxa"/>
+            </w:tcMar>
+            <w:tcBorders>
+              <w:top w:val="nil"/>
+              <w:bottom w:val="single" w:sz="5" w:space="0" w:color="CBD5E1"/>
+              <w:start w:val="nil"/>
+              <w:end w:val="nil"/>
+            </w:tcBorders>
+          </w:tcPr>
+          <w:p>
+            <w:pPr>
+              <w:spacing w:before="0" w:after="0" w:line="240" w:lineRule="auto"/>
+            </w:pPr>
+            <w:r>
+              <w:t xml:space="preserve"> </w:t>
+            </w:r>
+          </w:p>
+        </w:tc>
+      </w:tr>
+      <w:tr>
+        <w:trPr>
+          <w:trHeight w:val="510" w:hRule="atLeast"/>
+        </w:trPr>
+        <w:tc>
+          <w:tcPr>
+            <w:tcW w:type="dxa" w:w="9865"/>
+            <w:tcMar>
+              <w:top w:w="0" w:type="dxa"/>
+              <w:start w:w="0" w:type="dxa"/>
+              <w:bottom w:w="0" w:type="dxa"/>
+              <w:end w:w="0" w:type="dxa"/>
+            </w:tcMar>
+            <w:tcBorders>
+              <w:top w:val="nil"/>
+              <w:bottom w:val="single" w:sz="5" w:space="0" w:color="CBD5E1"/>
+              <w:start w:val="nil"/>
+              <w:end w:val="nil"/>
+            </w:tcBorders>
+          </w:tcPr>
+          <w:p>
+            <w:pPr>
+              <w:spacing w:before="0" w:after="0" w:line="240" w:lineRule="auto"/>
+            </w:pPr>
+            <w:r>
+              <w:t xml:space="preserve"> </w:t>
+            </w:r>
+          </w:p>
+        </w:tc>
+      </w:tr>
+      <w:tr>
+        <w:trPr>
+          <w:trHeight w:val="510" w:hRule="atLeast"/>
+        </w:trPr>
+        <w:tc>
+          <w:tcPr>
+            <w:tcW w:type="dxa" w:w="9865"/>
+            <w:tcMar>
+              <w:top w:w="0" w:type="dxa"/>
+              <w:start w:w="0" w:type="dxa"/>
+              <w:bottom w:w="0" w:type="dxa"/>
+              <w:end w:w="0" w:type="dxa"/>
+            </w:tcMar>
+            <w:tcBorders>
+              <w:top w:val="nil"/>
+              <w:bottom w:val="single" w:sz="5" w:space="0" w:color="CBD5E1"/>
+              <w:start w:val="nil"/>
+              <w:end w:val="nil"/>
+            </w:tcBorders>
+          </w:tcPr>
+          <w:p>
+            <w:pPr>
+              <w:spacing w:before="0" w:after="20" w:line="240" w:lineRule="auto"/>
+            </w:pPr>
+            <w:r>
+              <w:t xml:space="preserve"> </w:t>
+            </w:r>
+          </w:p>
+        </w:tc>
+      </w:tr>
+    </w:tbl>
+    <w:p>
+      <w:pPr>
+        <w:keepNext w:val="0"/>
+        <w:keepLines w:val="0"/>
+        <w:spacing w:before="60" w:after="40" w:line="293" w:lineRule="auto"/>
+      </w:pPr>
+      <w:r>
+        <w:rPr>
+          <w:rFonts w:ascii="Arial Unicode MS" w:hAnsi="Arial Unicode MS" w:eastAsia="Arial Unicode MS"/>
+          <w:b/>
+          <w:i w:val="0"/>
+          <w:color w:val="1A2340"/>
+          <w:sz w:val="22"/>
+        </w:rPr>
+        <w:t>先寫完，再看：值日生在意午休時間；下一節老師在意黑板能不能準時使用。</w:t>
+      </w:r>
+    </w:p>
+    <w:p>
+      <w:pPr>
+        <w:keepNext w:val="0"/>
+        <w:keepLines w:val="0"/>
+        <w:spacing w:before="0" w:after="40" w:line="293" w:lineRule="auto"/>
+      </w:pPr>
+      <w:r>
+        <w:rPr>
+          <w:rFonts w:ascii="Arial Unicode MS" w:hAnsi="Arial Unicode MS" w:eastAsia="Arial Unicode MS"/>
+          <w:b w:val="0"/>
+          <w:i w:val="0"/>
+          <w:color w:val="1A2340"/>
+          <w:sz w:val="22"/>
+        </w:rPr>
+        <w:t>檢查你的問法有沒有只顧一邊。直接改寫題目，不必重新設計整個研究。</w:t>
+      </w:r>
+    </w:p>
+    <w:p>
+      <w:pPr>
+        <w:keepNext/>
+        <w:keepLines w:val="0"/>
+        <w:spacing w:before="20" w:after="20" w:line="293" w:lineRule="auto"/>
+      </w:pPr>
+      <w:r>
+        <w:rPr>
+          <w:rFonts w:ascii="Arial Unicode MS" w:hAnsi="Arial Unicode MS" w:eastAsia="Arial Unicode MS"/>
+          <w:b/>
+          <w:i w:val="0"/>
+          <w:color w:val="5B6573"/>
+          <w:sz w:val="22"/>
+        </w:rPr>
+        <w:t>再決定</w:t>
+      </w:r>
+      <w:r>
+        <w:rPr>
+          <w:rFonts w:ascii="Arial Unicode MS" w:hAnsi="Arial Unicode MS" w:eastAsia="Arial Unicode MS"/>
+          <w:b w:val="0"/>
+          <w:i w:val="0"/>
+          <w:color w:val="7B8491"/>
+          <w:sz w:val="22"/>
+        </w:rPr>
+        <w:t xml:space="preserve">  ｜  </w:t>
+      </w:r>
+      <w:r>
+        <w:rPr>
+          <w:rFonts w:ascii="Arial Unicode MS" w:hAnsi="Arial Unicode MS" w:eastAsia="Arial Unicode MS"/>
+          <w:b w:val="0"/>
+          <w:i w:val="0"/>
+          <w:color w:val="1A2340"/>
+          <w:sz w:val="22"/>
+        </w:rPr>
+        <w:t>補看另一邊後的問法／保留理由</w:t>
+      </w:r>
+    </w:p>
+    <w:tbl>
+      <w:tblPr>
+        <w:tblW w:type="dxa" w:w="9865"/>
+        <w:jc w:val="left"/>
+        <w:tblLayout w:type="fixed"/>
+        <w:tblLook w:firstColumn="1" w:firstRow="1" w:lastColumn="0" w:lastRow="0" w:noHBand="0" w:noVBand="1" w:val="04A0"/>
+        <w:tblInd w:type="dxa" w:w="0"/>
+      </w:tblPr>
+      <w:tblGrid>
+        <w:gridCol w:w="9865"/>
+      </w:tblGrid>
+      <w:tr>
+        <w:trPr>
+          <w:trHeight w:val="510" w:hRule="atLeast"/>
+        </w:trPr>
+        <w:tc>
+          <w:tcPr>
+            <w:tcW w:type="dxa" w:w="9865"/>
+            <w:tcMar>
+              <w:top w:w="0" w:type="dxa"/>
+              <w:start w:w="0" w:type="dxa"/>
+              <w:bottom w:w="0" w:type="dxa"/>
+              <w:end w:w="0" w:type="dxa"/>
+            </w:tcMar>
+            <w:tcBorders>
+              <w:top w:val="nil"/>
+              <w:bottom w:val="single" w:sz="5" w:space="0" w:color="CBD5E1"/>
+              <w:start w:val="nil"/>
+              <w:end w:val="nil"/>
+            </w:tcBorders>
+          </w:tcPr>
+          <w:p>
+            <w:pPr>
+              <w:spacing w:before="0" w:after="0" w:line="240" w:lineRule="auto"/>
+            </w:pPr>
+            <w:r>
+              <w:t xml:space="preserve"> </w:t>
+            </w:r>
+          </w:p>
+        </w:tc>
+      </w:tr>
+      <w:tr>
+        <w:trPr>
+          <w:trHeight w:val="510" w:hRule="atLeast"/>
+        </w:trPr>
+        <w:tc>
+          <w:tcPr>
+            <w:tcW w:type="dxa" w:w="9865"/>
+            <w:tcMar>
+              <w:top w:w="0" w:type="dxa"/>
+              <w:start w:w="0" w:type="dxa"/>
+              <w:bottom w:w="0" w:type="dxa"/>
+              <w:end w:w="0" w:type="dxa"/>
+            </w:tcMar>
+            <w:tcBorders>
+              <w:top w:val="nil"/>
+              <w:bottom w:val="single" w:sz="5" w:space="0" w:color="CBD5E1"/>
+              <w:start w:val="nil"/>
+              <w:end w:val="nil"/>
+            </w:tcBorders>
+          </w:tcPr>
+          <w:p>
+            <w:pPr>
+              <w:spacing w:before="0" w:after="0" w:line="240" w:lineRule="auto"/>
+            </w:pPr>
+            <w:r>
+              <w:t xml:space="preserve"> </w:t>
+            </w:r>
+          </w:p>
+        </w:tc>
+      </w:tr>
+      <w:tr>
+        <w:trPr>
+          <w:trHeight w:val="510" w:hRule="atLeast"/>
+        </w:trPr>
+        <w:tc>
+          <w:tcPr>
+            <w:tcW w:type="dxa" w:w="9865"/>
+            <w:tcMar>
+              <w:top w:w="0" w:type="dxa"/>
+              <w:start w:w="0" w:type="dxa"/>
+              <w:bottom w:w="0" w:type="dxa"/>
+              <w:end w:w="0" w:type="dxa"/>
+            </w:tcMar>
+            <w:tcBorders>
+              <w:top w:val="nil"/>
+              <w:bottom w:val="single" w:sz="5" w:space="0" w:color="CBD5E1"/>
+              <w:start w:val="nil"/>
+              <w:end w:val="nil"/>
+            </w:tcBorders>
+          </w:tcPr>
+          <w:p>
+            <w:pPr>
+              <w:spacing w:before="0" w:after="20" w:line="240" w:lineRule="auto"/>
+            </w:pPr>
+            <w:r>
+              <w:t xml:space="preserve"> </w:t>
+            </w:r>
+          </w:p>
+        </w:tc>
+      </w:tr>
+    </w:tbl>
     <w:p>
       <w:pPr>
         <w:keepNext/>
@@ -2919,396 +3319,6 @@
       <w:tblGrid>
         <w:gridCol w:w="9865"/>
       </w:tblGrid>
-      <w:tr>
-        <w:trPr>
-          <w:trHeight w:val="437" w:hRule="atLeast"/>
-        </w:trPr>
-        <w:tc>
-          <w:tcPr>
-            <w:tcW w:type="dxa" w:w="9865"/>
-            <w:tcMar>
-              <w:top w:w="0" w:type="dxa"/>
-              <w:start w:w="0" w:type="dxa"/>
-              <w:bottom w:w="0" w:type="dxa"/>
-              <w:end w:w="0" w:type="dxa"/>
-            </w:tcMar>
-            <w:tcBorders>
-              <w:top w:val="nil"/>
-              <w:bottom w:val="single" w:sz="5" w:space="0" w:color="CBD5E1"/>
-              <w:start w:val="nil"/>
-              <w:end w:val="nil"/>
-            </w:tcBorders>
-          </w:tcPr>
-          <w:p>
-            <w:pPr>
-              <w:spacing w:before="0" w:after="0" w:line="240" w:lineRule="auto"/>
-            </w:pPr>
-            <w:r>
-              <w:t xml:space="preserve"> </w:t>
-            </w:r>
-          </w:p>
-        </w:tc>
-      </w:tr>
-      <w:tr>
-        <w:trPr>
-          <w:trHeight w:val="437" w:hRule="atLeast"/>
-        </w:trPr>
-        <w:tc>
-          <w:tcPr>
-            <w:tcW w:type="dxa" w:w="9865"/>
-            <w:tcMar>
-              <w:top w:w="0" w:type="dxa"/>
-              <w:start w:w="0" w:type="dxa"/>
-              <w:bottom w:w="0" w:type="dxa"/>
-              <w:end w:w="0" w:type="dxa"/>
-            </w:tcMar>
-            <w:tcBorders>
-              <w:top w:val="nil"/>
-              <w:bottom w:val="single" w:sz="5" w:space="0" w:color="CBD5E1"/>
-              <w:start w:val="nil"/>
-              <w:end w:val="nil"/>
-            </w:tcBorders>
-          </w:tcPr>
-          <w:p>
-            <w:pPr>
-              <w:spacing w:before="0" w:after="0" w:line="240" w:lineRule="auto"/>
-            </w:pPr>
-            <w:r>
-              <w:t xml:space="preserve"> </w:t>
-            </w:r>
-          </w:p>
-        </w:tc>
-      </w:tr>
-      <w:tr>
-        <w:trPr>
-          <w:trHeight w:val="437" w:hRule="atLeast"/>
-        </w:trPr>
-        <w:tc>
-          <w:tcPr>
-            <w:tcW w:type="dxa" w:w="9865"/>
-            <w:tcMar>
-              <w:top w:w="0" w:type="dxa"/>
-              <w:start w:w="0" w:type="dxa"/>
-              <w:bottom w:w="0" w:type="dxa"/>
-              <w:end w:w="0" w:type="dxa"/>
-            </w:tcMar>
-            <w:tcBorders>
-              <w:top w:val="nil"/>
-              <w:bottom w:val="single" w:sz="5" w:space="0" w:color="CBD5E1"/>
-              <w:start w:val="nil"/>
-              <w:end w:val="nil"/>
-            </w:tcBorders>
-          </w:tcPr>
-          <w:p>
-            <w:pPr>
-              <w:spacing w:before="0" w:after="0" w:line="240" w:lineRule="auto"/>
-            </w:pPr>
-            <w:r>
-              <w:t xml:space="preserve"> </w:t>
-            </w:r>
-          </w:p>
-        </w:tc>
-      </w:tr>
-      <w:tr>
-        <w:trPr>
-          <w:trHeight w:val="437" w:hRule="atLeast"/>
-        </w:trPr>
-        <w:tc>
-          <w:tcPr>
-            <w:tcW w:type="dxa" w:w="9865"/>
-            <w:tcMar>
-              <w:top w:w="0" w:type="dxa"/>
-              <w:start w:w="0" w:type="dxa"/>
-              <w:bottom w:w="0" w:type="dxa"/>
-              <w:end w:w="0" w:type="dxa"/>
-            </w:tcMar>
-            <w:tcBorders>
-              <w:top w:val="nil"/>
-              <w:bottom w:val="single" w:sz="5" w:space="0" w:color="CBD5E1"/>
-              <w:start w:val="nil"/>
-              <w:end w:val="nil"/>
-            </w:tcBorders>
-          </w:tcPr>
-          <w:p>
-            <w:pPr>
-              <w:spacing w:before="0" w:after="0" w:line="240" w:lineRule="auto"/>
-            </w:pPr>
-            <w:r>
-              <w:t xml:space="preserve"> </w:t>
-            </w:r>
-          </w:p>
-        </w:tc>
-      </w:tr>
-      <w:tr>
-        <w:trPr>
-          <w:trHeight w:val="437" w:hRule="atLeast"/>
-        </w:trPr>
-        <w:tc>
-          <w:tcPr>
-            <w:tcW w:type="dxa" w:w="9865"/>
-            <w:tcMar>
-              <w:top w:w="0" w:type="dxa"/>
-              <w:start w:w="0" w:type="dxa"/>
-              <w:bottom w:w="0" w:type="dxa"/>
-              <w:end w:w="0" w:type="dxa"/>
-            </w:tcMar>
-            <w:tcBorders>
-              <w:top w:val="nil"/>
-              <w:bottom w:val="single" w:sz="5" w:space="0" w:color="CBD5E1"/>
-              <w:start w:val="nil"/>
-              <w:end w:val="nil"/>
-            </w:tcBorders>
-          </w:tcPr>
-          <w:p>
-            <w:pPr>
-              <w:spacing w:before="0" w:after="0" w:line="240" w:lineRule="auto"/>
-            </w:pPr>
-            <w:r>
-              <w:t xml:space="preserve"> </w:t>
-            </w:r>
-          </w:p>
-        </w:tc>
-      </w:tr>
-      <w:tr>
-        <w:trPr>
-          <w:trHeight w:val="437" w:hRule="atLeast"/>
-        </w:trPr>
-        <w:tc>
-          <w:tcPr>
-            <w:tcW w:type="dxa" w:w="9865"/>
-            <w:tcMar>
-              <w:top w:w="0" w:type="dxa"/>
-              <w:start w:w="0" w:type="dxa"/>
-              <w:bottom w:w="0" w:type="dxa"/>
-              <w:end w:w="0" w:type="dxa"/>
-            </w:tcMar>
-            <w:tcBorders>
-              <w:top w:val="nil"/>
-              <w:bottom w:val="single" w:sz="5" w:space="0" w:color="CBD5E1"/>
-              <w:start w:val="nil"/>
-              <w:end w:val="nil"/>
-            </w:tcBorders>
-          </w:tcPr>
-          <w:p>
-            <w:pPr>
-              <w:spacing w:before="0" w:after="0" w:line="240" w:lineRule="auto"/>
-            </w:pPr>
-            <w:r>
-              <w:t xml:space="preserve"> </w:t>
-            </w:r>
-          </w:p>
-        </w:tc>
-      </w:tr>
-      <w:tr>
-        <w:trPr>
-          <w:trHeight w:val="437" w:hRule="atLeast"/>
-        </w:trPr>
-        <w:tc>
-          <w:tcPr>
-            <w:tcW w:type="dxa" w:w="9865"/>
-            <w:tcMar>
-              <w:top w:w="0" w:type="dxa"/>
-              <w:start w:w="0" w:type="dxa"/>
-              <w:bottom w:w="0" w:type="dxa"/>
-              <w:end w:w="0" w:type="dxa"/>
-            </w:tcMar>
-            <w:tcBorders>
-              <w:top w:val="nil"/>
-              <w:bottom w:val="single" w:sz="5" w:space="0" w:color="CBD5E1"/>
-              <w:start w:val="nil"/>
-              <w:end w:val="nil"/>
-            </w:tcBorders>
-          </w:tcPr>
-          <w:p>
-            <w:pPr>
-              <w:spacing w:before="0" w:after="0" w:line="240" w:lineRule="auto"/>
-            </w:pPr>
-            <w:r>
-              <w:t xml:space="preserve"> </w:t>
-            </w:r>
-          </w:p>
-        </w:tc>
-      </w:tr>
-      <w:tr>
-        <w:trPr>
-          <w:trHeight w:val="437" w:hRule="atLeast"/>
-        </w:trPr>
-        <w:tc>
-          <w:tcPr>
-            <w:tcW w:type="dxa" w:w="9865"/>
-            <w:tcMar>
-              <w:top w:w="0" w:type="dxa"/>
-              <w:start w:w="0" w:type="dxa"/>
-              <w:bottom w:w="0" w:type="dxa"/>
-              <w:end w:w="0" w:type="dxa"/>
-            </w:tcMar>
-            <w:tcBorders>
-              <w:top w:val="nil"/>
-              <w:bottom w:val="single" w:sz="5" w:space="0" w:color="CBD5E1"/>
-              <w:start w:val="nil"/>
-              <w:end w:val="nil"/>
-            </w:tcBorders>
-          </w:tcPr>
-          <w:p>
-            <w:pPr>
-              <w:spacing w:before="0" w:after="0" w:line="240" w:lineRule="auto"/>
-            </w:pPr>
-            <w:r>
-              <w:t xml:space="preserve"> </w:t>
-            </w:r>
-          </w:p>
-        </w:tc>
-      </w:tr>
-      <w:tr>
-        <w:trPr>
-          <w:trHeight w:val="437" w:hRule="atLeast"/>
-        </w:trPr>
-        <w:tc>
-          <w:tcPr>
-            <w:tcW w:type="dxa" w:w="9865"/>
-            <w:tcMar>
-              <w:top w:w="0" w:type="dxa"/>
-              <w:start w:w="0" w:type="dxa"/>
-              <w:bottom w:w="0" w:type="dxa"/>
-              <w:end w:w="0" w:type="dxa"/>
-            </w:tcMar>
-            <w:tcBorders>
-              <w:top w:val="nil"/>
-              <w:bottom w:val="single" w:sz="5" w:space="0" w:color="CBD5E1"/>
-              <w:start w:val="nil"/>
-              <w:end w:val="nil"/>
-            </w:tcBorders>
-          </w:tcPr>
-          <w:p>
-            <w:pPr>
-              <w:spacing w:before="0" w:after="0" w:line="240" w:lineRule="auto"/>
-            </w:pPr>
-            <w:r>
-              <w:t xml:space="preserve"> </w:t>
-            </w:r>
-          </w:p>
-        </w:tc>
-      </w:tr>
-      <w:tr>
-        <w:trPr>
-          <w:trHeight w:val="437" w:hRule="atLeast"/>
-        </w:trPr>
-        <w:tc>
-          <w:tcPr>
-            <w:tcW w:type="dxa" w:w="9865"/>
-            <w:tcMar>
-              <w:top w:w="0" w:type="dxa"/>
-              <w:start w:w="0" w:type="dxa"/>
-              <w:bottom w:w="0" w:type="dxa"/>
-              <w:end w:w="0" w:type="dxa"/>
-            </w:tcMar>
-            <w:tcBorders>
-              <w:top w:val="nil"/>
-              <w:bottom w:val="single" w:sz="5" w:space="0" w:color="CBD5E1"/>
-              <w:start w:val="nil"/>
-              <w:end w:val="nil"/>
-            </w:tcBorders>
-          </w:tcPr>
-          <w:p>
-            <w:pPr>
-              <w:spacing w:before="0" w:after="0" w:line="240" w:lineRule="auto"/>
-            </w:pPr>
-            <w:r>
-              <w:t xml:space="preserve"> </w:t>
-            </w:r>
-          </w:p>
-        </w:tc>
-      </w:tr>
-      <w:tr>
-        <w:trPr>
-          <w:trHeight w:val="437" w:hRule="atLeast"/>
-        </w:trPr>
-        <w:tc>
-          <w:tcPr>
-            <w:tcW w:type="dxa" w:w="9865"/>
-            <w:tcMar>
-              <w:top w:w="0" w:type="dxa"/>
-              <w:start w:w="0" w:type="dxa"/>
-              <w:bottom w:w="0" w:type="dxa"/>
-              <w:end w:w="0" w:type="dxa"/>
-            </w:tcMar>
-            <w:tcBorders>
-              <w:top w:val="nil"/>
-              <w:bottom w:val="single" w:sz="5" w:space="0" w:color="CBD5E1"/>
-              <w:start w:val="nil"/>
-              <w:end w:val="nil"/>
-            </w:tcBorders>
-          </w:tcPr>
-          <w:p>
-            <w:pPr>
-              <w:spacing w:before="0" w:after="0" w:line="240" w:lineRule="auto"/>
-            </w:pPr>
-            <w:r>
-              <w:t xml:space="preserve"> </w:t>
-            </w:r>
-          </w:p>
-        </w:tc>
-      </w:tr>
-      <w:tr>
-        <w:trPr>
-          <w:trHeight w:val="437" w:hRule="atLeast"/>
-        </w:trPr>
-        <w:tc>
-          <w:tcPr>
-            <w:tcW w:type="dxa" w:w="9865"/>
-            <w:tcMar>
-              <w:top w:w="0" w:type="dxa"/>
-              <w:start w:w="0" w:type="dxa"/>
-              <w:bottom w:w="0" w:type="dxa"/>
-              <w:end w:w="0" w:type="dxa"/>
-            </w:tcMar>
-            <w:tcBorders>
-              <w:top w:val="nil"/>
-              <w:bottom w:val="single" w:sz="5" w:space="0" w:color="CBD5E1"/>
-              <w:start w:val="nil"/>
-              <w:end w:val="nil"/>
-            </w:tcBorders>
-          </w:tcPr>
-          <w:p>
-            <w:pPr>
-              <w:spacing w:before="0" w:after="0" w:line="240" w:lineRule="auto"/>
-            </w:pPr>
-            <w:r>
-              <w:t xml:space="preserve"> </w:t>
-            </w:r>
-          </w:p>
-        </w:tc>
-      </w:tr>
-      <w:tr>
-        <w:trPr>
-          <w:trHeight w:val="437" w:hRule="atLeast"/>
-        </w:trPr>
-        <w:tc>
-          <w:tcPr>
-            <w:tcW w:type="dxa" w:w="9865"/>
-            <w:tcMar>
-              <w:top w:w="0" w:type="dxa"/>
-              <w:start w:w="0" w:type="dxa"/>
-              <w:bottom w:w="0" w:type="dxa"/>
-              <w:end w:w="0" w:type="dxa"/>
-            </w:tcMar>
-            <w:tcBorders>
-              <w:top w:val="nil"/>
-              <w:bottom w:val="single" w:sz="5" w:space="0" w:color="CBD5E1"/>
-              <w:start w:val="nil"/>
-              <w:end w:val="nil"/>
-            </w:tcBorders>
-          </w:tcPr>
-          <w:p>
-            <w:pPr>
-              <w:spacing w:before="0" w:after="0" w:line="240" w:lineRule="auto"/>
-            </w:pPr>
-            <w:r>
-              <w:t xml:space="preserve"> </w:t>
-            </w:r>
-          </w:p>
-        </w:tc>
-      </w:tr>
       <w:tr>
         <w:trPr>
           <w:trHeight w:val="437" w:hRule="atLeast"/>

--- a/worksheets/W12.docx
+++ b/worksheets/W12.docx
@@ -3350,6 +3350,998 @@
         </w:tc>
       </w:tr>
     </w:tbl>
+    <w:p>
+      <w:pPr>
+        <w:keepNext/>
+        <w:keepLines w:val="0"/>
+        <w:pageBreakBefore/>
+        <w:spacing w:before="0" w:after="60" w:line="293" w:lineRule="auto"/>
+      </w:pPr>
+      <w:r>
+        <w:rPr>
+          <w:rFonts w:ascii="JetBrains Mono" w:hAnsi="JetBrains Mono" w:eastAsia="Arial Unicode MS"/>
+          <w:b/>
+          <w:i w:val="0"/>
+          <w:color w:val="1D4ED8"/>
+          <w:sz w:val="22"/>
+        </w:rPr>
+        <w:t>W12 / 05</w:t>
+      </w:r>
+    </w:p>
+    <w:p>
+      <w:pPr>
+        <w:keepNext/>
+        <w:keepLines w:val="0"/>
+        <w:spacing w:before="0" w:after="80" w:line="252" w:lineRule="auto"/>
+      </w:pPr>
+      <w:r>
+        <w:rPr>
+          <w:rFonts w:ascii="Arial Unicode MS" w:hAnsi="Arial Unicode MS" w:eastAsia="Arial Unicode MS"/>
+          <w:b/>
+          <w:i w:val="0"/>
+          <w:color w:val="1A2340"/>
+          <w:sz w:val="44"/>
+        </w:rPr>
+        <w:t>把「一定如此」改成可比較的題</w:t>
+      </w:r>
+    </w:p>
+    <w:p>
+      <w:pPr>
+        <w:keepNext w:val="0"/>
+        <w:keepLines w:val="0"/>
+        <w:spacing w:before="0" w:after="140" w:line="293" w:lineRule="auto"/>
+      </w:pPr>
+      <w:r>
+        <w:rPr>
+          <w:rFonts w:ascii="Arial Unicode MS" w:hAnsi="Arial Unicode MS" w:eastAsia="Arial Unicode MS"/>
+          <w:b w:val="0"/>
+          <w:i w:val="0"/>
+          <w:color w:val="5B6573"/>
+          <w:sz w:val="22"/>
+        </w:rPr>
+        <w:t>有餘裕或課餘選做；可留白、不計分、不追交。題目在同一份歷程本，詳解在本週最後。</w:t>
+      </w:r>
+    </w:p>
+    <w:p>
+      <w:pPr>
+        <w:keepNext w:val="0"/>
+        <w:keepLines w:val="0"/>
+        <w:spacing w:before="0" w:after="120" w:line="293" w:lineRule="auto"/>
+      </w:pPr>
+      <w:r>
+        <w:rPr>
+          <w:rFonts w:ascii="Arial Unicode MS" w:hAnsi="Arial Unicode MS" w:eastAsia="Arial Unicode MS"/>
+          <w:b w:val="0"/>
+          <w:i w:val="0"/>
+          <w:color w:val="1A2340"/>
+          <w:sz w:val="21"/>
+        </w:rPr>
+        <w:t>115 學測自然第 37–38 題材料｜印刷第 11–12 頁；依公開題材節錄／重排，任務為本課改編。</w:t>
+      </w:r>
+    </w:p>
+    <w:p>
+      <w:pPr>
+        <w:keepNext w:val="0"/>
+        <w:keepLines w:val="0"/>
+        <w:spacing w:before="0" w:after="120" w:line="293" w:lineRule="auto"/>
+      </w:pPr>
+      <w:r>
+        <w:rPr>
+          <w:rFonts w:ascii="Arial Unicode MS" w:hAnsi="Arial Unicode MS" w:eastAsia="Arial Unicode MS"/>
+          <w:b w:val="0"/>
+          <w:i w:val="0"/>
+          <w:color w:val="1A2340"/>
+          <w:sz w:val="22"/>
+        </w:rPr>
+        <w:t>題文提供：巴西龜卵在 26°C 時，Kdm6b 蛋白質較多，促進 Dmrt1 基因表現，胚胎發育為雄性；32°C 時兩者表現較低，胚胎發育為雌性。第 38 題改問在 26°C 時抑制 Kdm6b 的情況。</w:t>
+      </w:r>
+    </w:p>
+    <w:p>
+      <w:pPr>
+        <w:keepNext/>
+        <w:keepLines w:val="0"/>
+        <w:spacing w:before="160" w:after="60" w:line="293" w:lineRule="auto"/>
+      </w:pPr>
+      <w:r>
+        <w:rPr>
+          <w:rFonts w:ascii="Arial Unicode MS" w:hAnsi="Arial Unicode MS" w:eastAsia="Arial Unicode MS"/>
+          <w:b/>
+          <w:i w:val="0"/>
+          <w:color w:val="1A2340"/>
+          <w:sz w:val="30"/>
+        </w:rPr>
+        <w:t>任務｜不重抄題文</w:t>
+      </w:r>
+    </w:p>
+    <w:p>
+      <w:pPr>
+        <w:keepNext w:val="0"/>
+        <w:keepLines w:val="0"/>
+        <w:spacing w:before="0" w:after="100" w:line="293" w:lineRule="auto"/>
+      </w:pPr>
+      <w:r>
+        <w:rPr>
+          <w:rFonts w:ascii="Arial Unicode MS" w:hAnsi="Arial Unicode MS" w:eastAsia="Arial Unicode MS"/>
+          <w:b w:val="0"/>
+          <w:i w:val="0"/>
+          <w:color w:val="1A2340"/>
+          <w:sz w:val="22"/>
+        </w:rPr>
+        <w:t>把「低溫一定孵出雄龜」改成可回答的比較問題：固定 26°C，比較有、無抑制 Kdm6b 的處理。寫出兩組、兩項觀察指標，再依題文預測；不要真的做動物實驗。</w:t>
+      </w:r>
+    </w:p>
+    <w:p>
+      <w:pPr>
+        <w:keepNext w:val="0"/>
+        <w:keepLines w:val="0"/>
+        <w:spacing w:before="0" w:after="100" w:line="293" w:lineRule="auto"/>
+      </w:pPr>
+      <w:r>
+        <w:rPr>
+          <w:rFonts w:ascii="Arial Unicode MS" w:hAnsi="Arial Unicode MS" w:eastAsia="Arial Unicode MS"/>
+          <w:b w:val="0"/>
+          <w:i w:val="0"/>
+          <w:color w:val="1A2340"/>
+          <w:sz w:val="21"/>
+        </w:rPr>
+        <w:t>先備回查｜基因表現：利用基因資訊製造 RNA、蛋白質。抑制表現不是把基因從 DNA 刪掉。</w:t>
+      </w:r>
+    </w:p>
+    <w:p>
+      <w:pPr>
+        <w:keepNext/>
+        <w:keepLines w:val="0"/>
+        <w:spacing w:before="120" w:after="60" w:line="293" w:lineRule="auto"/>
+      </w:pPr>
+      <w:r>
+        <w:rPr>
+          <w:rFonts w:ascii="Arial Unicode MS" w:hAnsi="Arial Unicode MS" w:eastAsia="Arial Unicode MS"/>
+          <w:b/>
+          <w:i w:val="0"/>
+          <w:color w:val="1A2340"/>
+          <w:sz w:val="30"/>
+        </w:rPr>
+        <w:t>需要時才看提示</w:t>
+      </w:r>
+    </w:p>
+    <w:p>
+      <w:pPr>
+        <w:keepNext w:val="0"/>
+        <w:keepLines w:val="0"/>
+        <w:spacing w:before="0" w:after="80" w:line="293" w:lineRule="auto"/>
+      </w:pPr>
+      <w:r>
+        <w:rPr>
+          <w:rFonts w:ascii="Arial Unicode MS" w:hAnsi="Arial Unicode MS" w:eastAsia="Arial Unicode MS"/>
+          <w:b w:val="0"/>
+          <w:i w:val="0"/>
+          <w:color w:val="1A2340"/>
+          <w:sz w:val="22"/>
+        </w:rPr>
+        <w:t>1｜固定比較條件：兩組都在 26°C；這次只改哪個處理？</w:t>
+      </w:r>
+    </w:p>
+    <w:p>
+      <w:pPr>
+        <w:keepNext w:val="0"/>
+        <w:keepLines w:val="0"/>
+        <w:spacing w:before="0" w:after="80" w:line="293" w:lineRule="auto"/>
+      </w:pPr>
+      <w:r>
+        <w:rPr>
+          <w:rFonts w:ascii="Arial Unicode MS" w:hAnsi="Arial Unicode MS" w:eastAsia="Arial Unicode MS"/>
+          <w:b w:val="0"/>
+          <w:i w:val="0"/>
+          <w:color w:val="1A2340"/>
+          <w:sz w:val="22"/>
+        </w:rPr>
+        <w:t>2｜把詞變成指標：除了幼龜性別，還可量哪個基因的表現量？</w:t>
+      </w:r>
+    </w:p>
+    <w:p>
+      <w:pPr>
+        <w:keepNext w:val="0"/>
+        <w:keepLines w:val="0"/>
+        <w:spacing w:before="0" w:after="80" w:line="293" w:lineRule="auto"/>
+      </w:pPr>
+      <w:r>
+        <w:rPr>
+          <w:rFonts w:ascii="Arial Unicode MS" w:hAnsi="Arial Unicode MS" w:eastAsia="Arial Unicode MS"/>
+          <w:b w:val="0"/>
+          <w:i w:val="0"/>
+          <w:color w:val="1A2340"/>
+          <w:sz w:val="22"/>
+        </w:rPr>
+        <w:t>3｜沿關係預測：抑制 Kdm6b 後，題文的促進關係會怎樣？預測與實測分開。</w:t>
+      </w:r>
+    </w:p>
+    <w:p>
+      <w:pPr>
+        <w:keepNext w:val="0"/>
+        <w:keepLines w:val="0"/>
+        <w:spacing w:before="120" w:after="80" w:line="293" w:lineRule="auto"/>
+      </w:pPr>
+      <w:r>
+        <w:rPr>
+          <w:rFonts w:ascii="Arial Unicode MS" w:hAnsi="Arial Unicode MS" w:eastAsia="Arial Unicode MS"/>
+          <w:b w:val="0"/>
+          <w:i w:val="0"/>
+          <w:color w:val="1A2340"/>
+          <w:sz w:val="22"/>
+        </w:rPr>
+        <w:t>W12：說清情境、兩個做法與可觀察指標，讓資料進場。</w:t>
+      </w:r>
+    </w:p>
+    <w:p>
+      <w:pPr>
+        <w:keepNext w:val="0"/>
+        <w:keepLines w:val="0"/>
+        <w:spacing w:before="0" w:after="60" w:line="293" w:lineRule="auto"/>
+      </w:pPr>
+      <w:r>
+        <w:rPr>
+          <w:rFonts w:ascii="Arial Unicode MS" w:hAnsi="Arial Unicode MS" w:eastAsia="Arial Unicode MS"/>
+          <w:b w:val="0"/>
+          <w:i w:val="0"/>
+          <w:color w:val="1A2340"/>
+          <w:sz w:val="18"/>
+        </w:rPr>
+        <w:t>完整原卷：https://www.ceec.edu.tw/files/file_pool/1/0q054346117821958325/06-115%E5%AD%B8%E6%B8%AC%E8%87%AA%E7%84%B6%E8%A9%A6%E5%8D%B7.pdf#page=12</w:t>
+      </w:r>
+    </w:p>
+    <w:p>
+      <w:pPr>
+        <w:keepNext w:val="0"/>
+        <w:keepLines w:val="0"/>
+        <w:spacing w:before="0" w:after="60" w:line="293" w:lineRule="auto"/>
+      </w:pPr>
+      <w:r>
+        <w:rPr>
+          <w:rFonts w:ascii="Arial Unicode MS" w:hAnsi="Arial Unicode MS" w:eastAsia="Arial Unicode MS"/>
+          <w:b w:val="0"/>
+          <w:i w:val="0"/>
+          <w:color w:val="1A2340"/>
+          <w:sz w:val="21"/>
+        </w:rPr>
+        <w:t>詳解在本週投影最後。整本收回後，從同一份線上歷程本取題；不另印一張卡。</w:t>
+      </w:r>
+    </w:p>
+    <w:p>
+      <w:pPr>
+        <w:keepNext/>
+        <w:keepLines w:val="0"/>
+        <w:pageBreakBefore/>
+        <w:spacing w:before="0" w:after="60" w:line="293" w:lineRule="auto"/>
+      </w:pPr>
+      <w:r>
+        <w:rPr>
+          <w:rFonts w:ascii="JetBrains Mono" w:hAnsi="JetBrains Mono" w:eastAsia="Arial Unicode MS"/>
+          <w:b/>
+          <w:i w:val="0"/>
+          <w:color w:val="1D4ED8"/>
+          <w:sz w:val="22"/>
+        </w:rPr>
+        <w:t>W12 / 06</w:t>
+      </w:r>
+    </w:p>
+    <w:p>
+      <w:pPr>
+        <w:keepNext/>
+        <w:keepLines w:val="0"/>
+        <w:spacing w:before="0" w:after="80" w:line="252" w:lineRule="auto"/>
+      </w:pPr>
+      <w:r>
+        <w:rPr>
+          <w:rFonts w:ascii="Arial Unicode MS" w:hAnsi="Arial Unicode MS" w:eastAsia="Arial Unicode MS"/>
+          <w:b/>
+          <w:i w:val="0"/>
+          <w:color w:val="1A2340"/>
+          <w:sz w:val="44"/>
+        </w:rPr>
+        <w:t>保留自己的解題來路</w:t>
+      </w:r>
+    </w:p>
+    <w:p>
+      <w:pPr>
+        <w:keepNext w:val="0"/>
+        <w:keepLines w:val="0"/>
+        <w:spacing w:before="0" w:after="140" w:line="293" w:lineRule="auto"/>
+      </w:pPr>
+      <w:r>
+        <w:rPr>
+          <w:rFonts w:ascii="Arial Unicode MS" w:hAnsi="Arial Unicode MS" w:eastAsia="Arial Unicode MS"/>
+          <w:b w:val="0"/>
+          <w:i w:val="0"/>
+          <w:color w:val="5B6573"/>
+          <w:sz w:val="22"/>
+        </w:rPr>
+        <w:t>可留白；這兩頁隨整本保管，不計分、不追交、不另上傳。</w:t>
+      </w:r>
+    </w:p>
+    <w:p>
+      <w:pPr>
+        <w:keepNext/>
+        <w:keepLines w:val="0"/>
+        <w:spacing w:before="100" w:after="40" w:line="293" w:lineRule="auto"/>
+      </w:pPr>
+      <w:r>
+        <w:rPr>
+          <w:rFonts w:ascii="JetBrains Mono" w:hAnsi="JetBrains Mono" w:eastAsia="Arial Unicode MS"/>
+          <w:b/>
+          <w:i w:val="0"/>
+          <w:color w:val="1D4ED8"/>
+          <w:sz w:val="30"/>
+        </w:rPr>
+        <w:t>01</w:t>
+      </w:r>
+      <w:r>
+        <w:rPr>
+          <w:rFonts w:ascii="Arial Unicode MS" w:hAnsi="Arial Unicode MS" w:eastAsia="Arial Unicode MS"/>
+          <w:b w:val="0"/>
+          <w:i w:val="0"/>
+          <w:color w:val="1D4ED8"/>
+          <w:sz w:val="30"/>
+        </w:rPr>
+        <w:t xml:space="preserve">  </w:t>
+      </w:r>
+      <w:r>
+        <w:rPr>
+          <w:rFonts w:ascii="Arial Unicode MS" w:hAnsi="Arial Unicode MS" w:eastAsia="Arial Unicode MS"/>
+          <w:b/>
+          <w:i w:val="0"/>
+          <w:color w:val="1A2340"/>
+          <w:sz w:val="30"/>
+        </w:rPr>
+        <w:t>初答與依據</w:t>
+      </w:r>
+    </w:p>
+    <w:p>
+      <w:pPr>
+        <w:keepNext w:val="0"/>
+        <w:keepLines w:val="0"/>
+        <w:spacing w:before="0" w:after="40" w:line="293" w:lineRule="auto"/>
+      </w:pPr>
+      <w:r>
+        <w:rPr>
+          <w:rFonts w:ascii="Arial Unicode MS" w:hAnsi="Arial Unicode MS" w:eastAsia="Arial Unicode MS"/>
+          <w:b w:val="0"/>
+          <w:i w:val="0"/>
+          <w:color w:val="1A2340"/>
+          <w:sz w:val="22"/>
+        </w:rPr>
+        <w:t>先自己解；可畫圖、圈原材料、寫算式或記卡點。</w:t>
+      </w:r>
+    </w:p>
+    <w:tbl>
+      <w:tblPr>
+        <w:tblW w:type="dxa" w:w="9865"/>
+        <w:jc w:val="left"/>
+        <w:tblLayout w:type="fixed"/>
+        <w:tblLook w:firstColumn="1" w:firstRow="1" w:lastColumn="0" w:lastRow="0" w:noHBand="0" w:noVBand="1" w:val="04A0"/>
+        <w:tblInd w:type="dxa" w:w="0"/>
+      </w:tblPr>
+      <w:tblGrid>
+        <w:gridCol w:w="9865"/>
+      </w:tblGrid>
+      <w:tr>
+        <w:trPr>
+          <w:trHeight w:val="454" w:hRule="atLeast"/>
+        </w:trPr>
+        <w:tc>
+          <w:tcPr>
+            <w:tcW w:type="dxa" w:w="9865"/>
+            <w:tcMar>
+              <w:top w:w="0" w:type="dxa"/>
+              <w:start w:w="0" w:type="dxa"/>
+              <w:bottom w:w="0" w:type="dxa"/>
+              <w:end w:w="0" w:type="dxa"/>
+            </w:tcMar>
+            <w:tcBorders>
+              <w:top w:val="nil"/>
+              <w:bottom w:val="single" w:sz="5" w:space="0" w:color="CBD5E1"/>
+              <w:start w:val="nil"/>
+              <w:end w:val="nil"/>
+            </w:tcBorders>
+          </w:tcPr>
+          <w:p>
+            <w:pPr>
+              <w:spacing w:before="0" w:after="0" w:line="240" w:lineRule="auto"/>
+            </w:pPr>
+            <w:r>
+              <w:t xml:space="preserve"> </w:t>
+            </w:r>
+          </w:p>
+        </w:tc>
+      </w:tr>
+      <w:tr>
+        <w:trPr>
+          <w:trHeight w:val="454" w:hRule="atLeast"/>
+        </w:trPr>
+        <w:tc>
+          <w:tcPr>
+            <w:tcW w:type="dxa" w:w="9865"/>
+            <w:tcMar>
+              <w:top w:w="0" w:type="dxa"/>
+              <w:start w:w="0" w:type="dxa"/>
+              <w:bottom w:w="0" w:type="dxa"/>
+              <w:end w:w="0" w:type="dxa"/>
+            </w:tcMar>
+            <w:tcBorders>
+              <w:top w:val="nil"/>
+              <w:bottom w:val="single" w:sz="5" w:space="0" w:color="CBD5E1"/>
+              <w:start w:val="nil"/>
+              <w:end w:val="nil"/>
+            </w:tcBorders>
+          </w:tcPr>
+          <w:p>
+            <w:pPr>
+              <w:spacing w:before="0" w:after="0" w:line="240" w:lineRule="auto"/>
+            </w:pPr>
+            <w:r>
+              <w:t xml:space="preserve"> </w:t>
+            </w:r>
+          </w:p>
+        </w:tc>
+      </w:tr>
+      <w:tr>
+        <w:trPr>
+          <w:trHeight w:val="454" w:hRule="atLeast"/>
+        </w:trPr>
+        <w:tc>
+          <w:tcPr>
+            <w:tcW w:type="dxa" w:w="9865"/>
+            <w:tcMar>
+              <w:top w:w="0" w:type="dxa"/>
+              <w:start w:w="0" w:type="dxa"/>
+              <w:bottom w:w="0" w:type="dxa"/>
+              <w:end w:w="0" w:type="dxa"/>
+            </w:tcMar>
+            <w:tcBorders>
+              <w:top w:val="nil"/>
+              <w:bottom w:val="single" w:sz="5" w:space="0" w:color="CBD5E1"/>
+              <w:start w:val="nil"/>
+              <w:end w:val="nil"/>
+            </w:tcBorders>
+          </w:tcPr>
+          <w:p>
+            <w:pPr>
+              <w:spacing w:before="0" w:after="0" w:line="240" w:lineRule="auto"/>
+            </w:pPr>
+            <w:r>
+              <w:t xml:space="preserve"> </w:t>
+            </w:r>
+          </w:p>
+        </w:tc>
+      </w:tr>
+      <w:tr>
+        <w:trPr>
+          <w:trHeight w:val="454" w:hRule="atLeast"/>
+        </w:trPr>
+        <w:tc>
+          <w:tcPr>
+            <w:tcW w:type="dxa" w:w="9865"/>
+            <w:tcMar>
+              <w:top w:w="0" w:type="dxa"/>
+              <w:start w:w="0" w:type="dxa"/>
+              <w:bottom w:w="0" w:type="dxa"/>
+              <w:end w:w="0" w:type="dxa"/>
+            </w:tcMar>
+            <w:tcBorders>
+              <w:top w:val="nil"/>
+              <w:bottom w:val="single" w:sz="5" w:space="0" w:color="CBD5E1"/>
+              <w:start w:val="nil"/>
+              <w:end w:val="nil"/>
+            </w:tcBorders>
+          </w:tcPr>
+          <w:p>
+            <w:pPr>
+              <w:spacing w:before="0" w:after="0" w:line="240" w:lineRule="auto"/>
+            </w:pPr>
+            <w:r>
+              <w:t xml:space="preserve"> </w:t>
+            </w:r>
+          </w:p>
+        </w:tc>
+      </w:tr>
+      <w:tr>
+        <w:trPr>
+          <w:trHeight w:val="454" w:hRule="atLeast"/>
+        </w:trPr>
+        <w:tc>
+          <w:tcPr>
+            <w:tcW w:type="dxa" w:w="9865"/>
+            <w:tcMar>
+              <w:top w:w="0" w:type="dxa"/>
+              <w:start w:w="0" w:type="dxa"/>
+              <w:bottom w:w="0" w:type="dxa"/>
+              <w:end w:w="0" w:type="dxa"/>
+            </w:tcMar>
+            <w:tcBorders>
+              <w:top w:val="nil"/>
+              <w:bottom w:val="single" w:sz="5" w:space="0" w:color="CBD5E1"/>
+              <w:start w:val="nil"/>
+              <w:end w:val="nil"/>
+            </w:tcBorders>
+          </w:tcPr>
+          <w:p>
+            <w:pPr>
+              <w:spacing w:before="0" w:after="0" w:line="240" w:lineRule="auto"/>
+            </w:pPr>
+            <w:r>
+              <w:t xml:space="preserve"> </w:t>
+            </w:r>
+          </w:p>
+        </w:tc>
+      </w:tr>
+    </w:tbl>
+    <w:p>
+      <w:pPr>
+        <w:keepNext/>
+        <w:keepLines w:val="0"/>
+        <w:spacing w:before="100" w:after="40" w:line="293" w:lineRule="auto"/>
+      </w:pPr>
+      <w:r>
+        <w:rPr>
+          <w:rFonts w:ascii="JetBrains Mono" w:hAnsi="JetBrains Mono" w:eastAsia="Arial Unicode MS"/>
+          <w:b/>
+          <w:i w:val="0"/>
+          <w:color w:val="1D4ED8"/>
+          <w:sz w:val="30"/>
+        </w:rPr>
+        <w:t>02</w:t>
+      </w:r>
+      <w:r>
+        <w:rPr>
+          <w:rFonts w:ascii="Arial Unicode MS" w:hAnsi="Arial Unicode MS" w:eastAsia="Arial Unicode MS"/>
+          <w:b w:val="0"/>
+          <w:i w:val="0"/>
+          <w:color w:val="1D4ED8"/>
+          <w:sz w:val="30"/>
+        </w:rPr>
+        <w:t xml:space="preserve">  </w:t>
+      </w:r>
+      <w:r>
+        <w:rPr>
+          <w:rFonts w:ascii="Arial Unicode MS" w:hAnsi="Arial Unicode MS" w:eastAsia="Arial Unicode MS"/>
+          <w:b/>
+          <w:i w:val="0"/>
+          <w:color w:val="1A2340"/>
+          <w:sz w:val="30"/>
+        </w:rPr>
+        <w:t>提示／回查／真實讀者回應</w:t>
+      </w:r>
+    </w:p>
+    <w:p>
+      <w:pPr>
+        <w:keepNext w:val="0"/>
+        <w:keepLines w:val="0"/>
+        <w:spacing w:before="0" w:after="40" w:line="293" w:lineRule="auto"/>
+      </w:pPr>
+      <w:r>
+        <w:rPr>
+          <w:rFonts w:ascii="Arial Unicode MS" w:hAnsi="Arial Unicode MS" w:eastAsia="Arial Unicode MS"/>
+          <w:b w:val="0"/>
+          <w:i w:val="0"/>
+          <w:color w:val="1A2340"/>
+          <w:sz w:val="22"/>
+        </w:rPr>
+        <w:t>提示 □未用 □1 □2 □3；自己做：記一處回查發現。有搭檔才記對方實際說的話。</w:t>
+      </w:r>
+    </w:p>
+    <w:tbl>
+      <w:tblPr>
+        <w:tblW w:type="dxa" w:w="9865"/>
+        <w:jc w:val="left"/>
+        <w:tblLayout w:type="fixed"/>
+        <w:tblLook w:firstColumn="1" w:firstRow="1" w:lastColumn="0" w:lastRow="0" w:noHBand="0" w:noVBand="1" w:val="04A0"/>
+        <w:tblInd w:type="dxa" w:w="0"/>
+      </w:tblPr>
+      <w:tblGrid>
+        <w:gridCol w:w="9865"/>
+      </w:tblGrid>
+      <w:tr>
+        <w:trPr>
+          <w:trHeight w:val="454" w:hRule="atLeast"/>
+        </w:trPr>
+        <w:tc>
+          <w:tcPr>
+            <w:tcW w:type="dxa" w:w="9865"/>
+            <w:tcMar>
+              <w:top w:w="0" w:type="dxa"/>
+              <w:start w:w="0" w:type="dxa"/>
+              <w:bottom w:w="0" w:type="dxa"/>
+              <w:end w:w="0" w:type="dxa"/>
+            </w:tcMar>
+            <w:tcBorders>
+              <w:top w:val="nil"/>
+              <w:bottom w:val="single" w:sz="5" w:space="0" w:color="CBD5E1"/>
+              <w:start w:val="nil"/>
+              <w:end w:val="nil"/>
+            </w:tcBorders>
+          </w:tcPr>
+          <w:p>
+            <w:pPr>
+              <w:spacing w:before="0" w:after="0" w:line="240" w:lineRule="auto"/>
+            </w:pPr>
+            <w:r>
+              <w:t xml:space="preserve"> </w:t>
+            </w:r>
+          </w:p>
+        </w:tc>
+      </w:tr>
+      <w:tr>
+        <w:trPr>
+          <w:trHeight w:val="454" w:hRule="atLeast"/>
+        </w:trPr>
+        <w:tc>
+          <w:tcPr>
+            <w:tcW w:type="dxa" w:w="9865"/>
+            <w:tcMar>
+              <w:top w:w="0" w:type="dxa"/>
+              <w:start w:w="0" w:type="dxa"/>
+              <w:bottom w:w="0" w:type="dxa"/>
+              <w:end w:w="0" w:type="dxa"/>
+            </w:tcMar>
+            <w:tcBorders>
+              <w:top w:val="nil"/>
+              <w:bottom w:val="single" w:sz="5" w:space="0" w:color="CBD5E1"/>
+              <w:start w:val="nil"/>
+              <w:end w:val="nil"/>
+            </w:tcBorders>
+          </w:tcPr>
+          <w:p>
+            <w:pPr>
+              <w:spacing w:before="0" w:after="0" w:line="240" w:lineRule="auto"/>
+            </w:pPr>
+            <w:r>
+              <w:t xml:space="preserve"> </w:t>
+            </w:r>
+          </w:p>
+        </w:tc>
+      </w:tr>
+      <w:tr>
+        <w:trPr>
+          <w:trHeight w:val="454" w:hRule="atLeast"/>
+        </w:trPr>
+        <w:tc>
+          <w:tcPr>
+            <w:tcW w:type="dxa" w:w="9865"/>
+            <w:tcMar>
+              <w:top w:w="0" w:type="dxa"/>
+              <w:start w:w="0" w:type="dxa"/>
+              <w:bottom w:w="0" w:type="dxa"/>
+              <w:end w:w="0" w:type="dxa"/>
+            </w:tcMar>
+            <w:tcBorders>
+              <w:top w:val="nil"/>
+              <w:bottom w:val="single" w:sz="5" w:space="0" w:color="CBD5E1"/>
+              <w:start w:val="nil"/>
+              <w:end w:val="nil"/>
+            </w:tcBorders>
+          </w:tcPr>
+          <w:p>
+            <w:pPr>
+              <w:spacing w:before="0" w:after="0" w:line="240" w:lineRule="auto"/>
+            </w:pPr>
+            <w:r>
+              <w:t xml:space="preserve"> </w:t>
+            </w:r>
+          </w:p>
+        </w:tc>
+      </w:tr>
+    </w:tbl>
+    <w:p>
+      <w:pPr>
+        <w:keepNext/>
+        <w:keepLines w:val="0"/>
+        <w:spacing w:before="100" w:after="40" w:line="293" w:lineRule="auto"/>
+      </w:pPr>
+      <w:r>
+        <w:rPr>
+          <w:rFonts w:ascii="JetBrains Mono" w:hAnsi="JetBrains Mono" w:eastAsia="Arial Unicode MS"/>
+          <w:b/>
+          <w:i w:val="0"/>
+          <w:color w:val="1D4ED8"/>
+          <w:sz w:val="30"/>
+        </w:rPr>
+        <w:t>03</w:t>
+      </w:r>
+      <w:r>
+        <w:rPr>
+          <w:rFonts w:ascii="Arial Unicode MS" w:hAnsi="Arial Unicode MS" w:eastAsia="Arial Unicode MS"/>
+          <w:b w:val="0"/>
+          <w:i w:val="0"/>
+          <w:color w:val="1D4ED8"/>
+          <w:sz w:val="30"/>
+        </w:rPr>
+        <w:t xml:space="preserve">  </w:t>
+      </w:r>
+      <w:r>
+        <w:rPr>
+          <w:rFonts w:ascii="Arial Unicode MS" w:hAnsi="Arial Unicode MS" w:eastAsia="Arial Unicode MS"/>
+          <w:b/>
+          <w:i w:val="0"/>
+          <w:color w:val="1A2340"/>
+          <w:sz w:val="30"/>
+        </w:rPr>
+        <w:t>本人改／留與理由</w:t>
+      </w:r>
+    </w:p>
+    <w:p>
+      <w:pPr>
+        <w:keepNext w:val="0"/>
+        <w:keepLines w:val="0"/>
+        <w:spacing w:before="0" w:after="40" w:line="293" w:lineRule="auto"/>
+      </w:pPr>
+      <w:r>
+        <w:rPr>
+          <w:rFonts w:ascii="Arial Unicode MS" w:hAnsi="Arial Unicode MS" w:eastAsia="Arial Unicode MS"/>
+          <w:b w:val="0"/>
+          <w:i w:val="0"/>
+          <w:color w:val="1A2340"/>
+          <w:sz w:val="22"/>
+        </w:rPr>
+        <w:t>哪個字、關係或步驟要改？保留也要指一處依據。</w:t>
+      </w:r>
+    </w:p>
+    <w:tbl>
+      <w:tblPr>
+        <w:tblW w:type="dxa" w:w="9865"/>
+        <w:jc w:val="left"/>
+        <w:tblLayout w:type="fixed"/>
+        <w:tblLook w:firstColumn="1" w:firstRow="1" w:lastColumn="0" w:lastRow="0" w:noHBand="0" w:noVBand="1" w:val="04A0"/>
+        <w:tblInd w:type="dxa" w:w="0"/>
+      </w:tblPr>
+      <w:tblGrid>
+        <w:gridCol w:w="9865"/>
+      </w:tblGrid>
+      <w:tr>
+        <w:trPr>
+          <w:trHeight w:val="454" w:hRule="atLeast"/>
+        </w:trPr>
+        <w:tc>
+          <w:tcPr>
+            <w:tcW w:type="dxa" w:w="9865"/>
+            <w:tcMar>
+              <w:top w:w="0" w:type="dxa"/>
+              <w:start w:w="0" w:type="dxa"/>
+              <w:bottom w:w="0" w:type="dxa"/>
+              <w:end w:w="0" w:type="dxa"/>
+            </w:tcMar>
+            <w:tcBorders>
+              <w:top w:val="nil"/>
+              <w:bottom w:val="single" w:sz="5" w:space="0" w:color="CBD5E1"/>
+              <w:start w:val="nil"/>
+              <w:end w:val="nil"/>
+            </w:tcBorders>
+          </w:tcPr>
+          <w:p>
+            <w:pPr>
+              <w:spacing w:before="0" w:after="0" w:line="240" w:lineRule="auto"/>
+            </w:pPr>
+            <w:r>
+              <w:t xml:space="preserve"> </w:t>
+            </w:r>
+          </w:p>
+        </w:tc>
+      </w:tr>
+      <w:tr>
+        <w:trPr>
+          <w:trHeight w:val="454" w:hRule="atLeast"/>
+        </w:trPr>
+        <w:tc>
+          <w:tcPr>
+            <w:tcW w:type="dxa" w:w="9865"/>
+            <w:tcMar>
+              <w:top w:w="0" w:type="dxa"/>
+              <w:start w:w="0" w:type="dxa"/>
+              <w:bottom w:w="0" w:type="dxa"/>
+              <w:end w:w="0" w:type="dxa"/>
+            </w:tcMar>
+            <w:tcBorders>
+              <w:top w:val="nil"/>
+              <w:bottom w:val="single" w:sz="5" w:space="0" w:color="CBD5E1"/>
+              <w:start w:val="nil"/>
+              <w:end w:val="nil"/>
+            </w:tcBorders>
+          </w:tcPr>
+          <w:p>
+            <w:pPr>
+              <w:spacing w:before="0" w:after="0" w:line="240" w:lineRule="auto"/>
+            </w:pPr>
+            <w:r>
+              <w:t xml:space="preserve"> </w:t>
+            </w:r>
+          </w:p>
+        </w:tc>
+      </w:tr>
+      <w:tr>
+        <w:trPr>
+          <w:trHeight w:val="454" w:hRule="atLeast"/>
+        </w:trPr>
+        <w:tc>
+          <w:tcPr>
+            <w:tcW w:type="dxa" w:w="9865"/>
+            <w:tcMar>
+              <w:top w:w="0" w:type="dxa"/>
+              <w:start w:w="0" w:type="dxa"/>
+              <w:bottom w:w="0" w:type="dxa"/>
+              <w:end w:w="0" w:type="dxa"/>
+            </w:tcMar>
+            <w:tcBorders>
+              <w:top w:val="nil"/>
+              <w:bottom w:val="single" w:sz="5" w:space="0" w:color="CBD5E1"/>
+              <w:start w:val="nil"/>
+              <w:end w:val="nil"/>
+            </w:tcBorders>
+          </w:tcPr>
+          <w:p>
+            <w:pPr>
+              <w:spacing w:before="0" w:after="0" w:line="240" w:lineRule="auto"/>
+            </w:pPr>
+            <w:r>
+              <w:t xml:space="preserve"> </w:t>
+            </w:r>
+          </w:p>
+        </w:tc>
+      </w:tr>
+      <w:tr>
+        <w:trPr>
+          <w:trHeight w:val="454" w:hRule="atLeast"/>
+        </w:trPr>
+        <w:tc>
+          <w:tcPr>
+            <w:tcW w:type="dxa" w:w="9865"/>
+            <w:tcMar>
+              <w:top w:w="0" w:type="dxa"/>
+              <w:start w:w="0" w:type="dxa"/>
+              <w:bottom w:w="0" w:type="dxa"/>
+              <w:end w:w="0" w:type="dxa"/>
+            </w:tcMar>
+            <w:tcBorders>
+              <w:top w:val="nil"/>
+              <w:bottom w:val="single" w:sz="5" w:space="0" w:color="CBD5E1"/>
+              <w:start w:val="nil"/>
+              <w:end w:val="nil"/>
+            </w:tcBorders>
+          </w:tcPr>
+          <w:p>
+            <w:pPr>
+              <w:spacing w:before="0" w:after="0" w:line="240" w:lineRule="auto"/>
+            </w:pPr>
+            <w:r>
+              <w:t xml:space="preserve"> </w:t>
+            </w:r>
+          </w:p>
+        </w:tc>
+      </w:tr>
+    </w:tbl>
+    <w:p>
+      <w:pPr>
+        <w:keepNext/>
+        <w:keepLines w:val="0"/>
+        <w:spacing w:before="100" w:after="40" w:line="293" w:lineRule="auto"/>
+      </w:pPr>
+      <w:r>
+        <w:rPr>
+          <w:rFonts w:ascii="JetBrains Mono" w:hAnsi="JetBrains Mono" w:eastAsia="Arial Unicode MS"/>
+          <w:b/>
+          <w:i w:val="0"/>
+          <w:color w:val="1D4ED8"/>
+          <w:sz w:val="30"/>
+        </w:rPr>
+        <w:t>04</w:t>
+      </w:r>
+      <w:r>
+        <w:rPr>
+          <w:rFonts w:ascii="Arial Unicode MS" w:hAnsi="Arial Unicode MS" w:eastAsia="Arial Unicode MS"/>
+          <w:b w:val="0"/>
+          <w:i w:val="0"/>
+          <w:color w:val="1D4ED8"/>
+          <w:sz w:val="30"/>
+        </w:rPr>
+        <w:t xml:space="preserve">  </w:t>
+      </w:r>
+      <w:r>
+        <w:rPr>
+          <w:rFonts w:ascii="Arial Unicode MS" w:hAnsi="Arial Unicode MS" w:eastAsia="Arial Unicode MS"/>
+          <w:b/>
+          <w:i w:val="0"/>
+          <w:color w:val="1A2340"/>
+          <w:sz w:val="30"/>
+        </w:rPr>
+        <w:t>看詳解，只核對一步</w:t>
+      </w:r>
+    </w:p>
+    <w:p>
+      <w:pPr>
+        <w:keepNext w:val="0"/>
+        <w:keepLines w:val="0"/>
+        <w:spacing w:before="0" w:after="40" w:line="293" w:lineRule="auto"/>
+      </w:pPr>
+      <w:r>
+        <w:rPr>
+          <w:rFonts w:ascii="Arial Unicode MS" w:hAnsi="Arial Unicode MS" w:eastAsia="Arial Unicode MS"/>
+          <w:b w:val="0"/>
+          <w:i w:val="0"/>
+          <w:color w:val="1A2340"/>
+          <w:sz w:val="22"/>
+        </w:rPr>
+        <w:t>兩個處理不是「支持／反對」；指標能觀察，預測不能假裝成新實驗結果。</w:t>
+      </w:r>
+    </w:p>
+    <w:tbl>
+      <w:tblPr>
+        <w:tblW w:type="dxa" w:w="9865"/>
+        <w:jc w:val="left"/>
+        <w:tblLayout w:type="fixed"/>
+        <w:tblLook w:firstColumn="1" w:firstRow="1" w:lastColumn="0" w:lastRow="0" w:noHBand="0" w:noVBand="1" w:val="04A0"/>
+        <w:tblInd w:type="dxa" w:w="0"/>
+      </w:tblPr>
+      <w:tblGrid>
+        <w:gridCol w:w="9865"/>
+      </w:tblGrid>
+      <w:tr>
+        <w:trPr>
+          <w:trHeight w:val="454" w:hRule="atLeast"/>
+        </w:trPr>
+        <w:tc>
+          <w:tcPr>
+            <w:tcW w:type="dxa" w:w="9865"/>
+            <w:tcMar>
+              <w:top w:w="0" w:type="dxa"/>
+              <w:start w:w="0" w:type="dxa"/>
+              <w:bottom w:w="0" w:type="dxa"/>
+              <w:end w:w="0" w:type="dxa"/>
+            </w:tcMar>
+            <w:tcBorders>
+              <w:top w:val="nil"/>
+              <w:bottom w:val="single" w:sz="5" w:space="0" w:color="CBD5E1"/>
+              <w:start w:val="nil"/>
+              <w:end w:val="nil"/>
+            </w:tcBorders>
+          </w:tcPr>
+          <w:p>
+            <w:pPr>
+              <w:spacing w:before="0" w:after="0" w:line="240" w:lineRule="auto"/>
+            </w:pPr>
+            <w:r>
+              <w:t xml:space="preserve"> </w:t>
+            </w:r>
+          </w:p>
+        </w:tc>
+      </w:tr>
+      <w:tr>
+        <w:trPr>
+          <w:trHeight w:val="454" w:hRule="atLeast"/>
+        </w:trPr>
+        <w:tc>
+          <w:tcPr>
+            <w:tcW w:type="dxa" w:w="9865"/>
+            <w:tcMar>
+              <w:top w:w="0" w:type="dxa"/>
+              <w:start w:w="0" w:type="dxa"/>
+              <w:bottom w:w="0" w:type="dxa"/>
+              <w:end w:w="0" w:type="dxa"/>
+            </w:tcMar>
+            <w:tcBorders>
+              <w:top w:val="nil"/>
+              <w:bottom w:val="single" w:sz="5" w:space="0" w:color="CBD5E1"/>
+              <w:start w:val="nil"/>
+              <w:end w:val="nil"/>
+            </w:tcBorders>
+          </w:tcPr>
+          <w:p>
+            <w:pPr>
+              <w:spacing w:before="0" w:after="0" w:line="240" w:lineRule="auto"/>
+            </w:pPr>
+            <w:r>
+              <w:t xml:space="preserve"> </w:t>
+            </w:r>
+          </w:p>
+        </w:tc>
+      </w:tr>
+    </w:tbl>
     <w:sectPr>
       <w:headerReference w:type="default" r:id="rId9"/>
       <w:footerReference w:type="default" r:id="rId10"/>

--- a/worksheets/W12.docx
+++ b/worksheets/W12.docx
@@ -1758,7 +1758,7 @@
           <w:color w:val="1A2340"/>
           <w:sz w:val="22"/>
         </w:rPr>
-        <w:t>□紙本清單　□AI　□未使用；候選＿＿。人類查核後 □採用 □拒絕，因為＿＿。最後核准者：＿＿。</w:t>
+        <w:t>□紙本清單　□AI　□未使用；候選＿＿。自己回資料核對後 □採用 □不採用，因為＿＿。最後確認的人：＿＿。</w:t>
       </w:r>
     </w:p>
     <w:tbl>
@@ -2536,7 +2536,7 @@
           <w:color w:val="1A2340"/>
           <w:sz w:val="22"/>
         </w:rPr>
-        <w:t>本輪小組底稿是＿＿。第＿＿則回饋指出＿＿。我的第二版是＿＿；或保留底稿，因為＿＿。對照第 2 頁，不是假裝第 1 頁原題收到這則回饋。</w:t>
+        <w:t>本輪小組題在第 2 頁。第＿＿則回饋指出＿＿。我的第二版是＿＿；或保留小組題，因為＿＿。第 1 頁原題保留，這則回饋針對第 2 頁的小組題。</w:t>
       </w:r>
     </w:p>
     <w:tbl>
